--- a/14-发布运维与用户手册/软件操作手册(SOM).docx
+++ b/14-发布运维与用户手册/软件操作手册(SOM).docx
@@ -13,10 +13,10 @@
         <w:t xml:space="preserve">软件操作手册(SOM)</w:t>
       </w:r>
       <w:r>
-        <w:t xml:space="preserve"> V1.0</w:t>
+        <w:t xml:space="preserve"> V1.1</w:t>
       </w:r>
     </w:p>
-    <w:bookmarkStart w:id="20" w:name="软件操作手册som---校务问答机器人"/>
+    <w:bookmarkStart w:id="22" w:name="软件操作手册som---校务问答机器人"/>
     <w:p>
       <w:pPr>
         <w:pStyle w:val="Heading1"/>
@@ -132,7 +132,7 @@
               <w:pStyle w:val="Compact"/>
             </w:pPr>
             <w:r>
-              <w:t xml:space="preserve">SRA2026-SOM-V1.0</w:t>
+              <w:t xml:space="preserve">SRA2026-SOM-V1.1</w:t>
             </w:r>
           </w:p>
         </w:tc>
@@ -219,7 +219,7 @@
               <w:pStyle w:val="Compact"/>
             </w:pPr>
             <w:r>
-              <w:t xml:space="preserve">V1.0</w:t>
+              <w:t xml:space="preserve">V1.1</w:t>
             </w:r>
           </w:p>
         </w:tc>
@@ -246,7 +246,7 @@
               <w:pStyle w:val="Compact"/>
             </w:pPr>
             <w:r>
-              <w:t xml:space="preserve">2026-05-24</w:t>
+              <w:t xml:space="preserve">2026-05-26</w:t>
             </w:r>
           </w:p>
         </w:tc>
@@ -276,7 +276,7 @@
               <w:rPr>
                 <w:rFonts w:hint="eastAsia"/>
               </w:rPr>
-              <w:t xml:space="preserve">原型说明</w:t>
+              <w:t xml:space="preserve">角色补充</w:t>
             </w:r>
           </w:p>
         </w:tc>
@@ -303,7 +303,7 @@
               <w:pStyle w:val="Compact"/>
             </w:pPr>
             <w:r>
-              <w:t xml:space="preserve">SRA2026-REQ-PROTOTYPE-V1.0</w:t>
+              <w:t xml:space="preserve">SRA2026-REQ-PROTOTYPE-V1.1</w:t>
             </w:r>
           </w:p>
         </w:tc>
@@ -467,7 +467,7 @@
         <w:rPr>
           <w:rFonts w:hint="eastAsia"/>
         </w:rPr>
-        <w:t xml:space="preserve">形成课程原型说明，明确本地演示范围和基础交付物。</w:t>
+        <w:t xml:space="preserve">在原型说明基础上补充学生、教师、辅导员、管理员等角色边界。</w:t>
       </w:r>
     </w:p>
     <w:bookmarkEnd w:id="9"/>
@@ -652,6 +652,58 @@
           </w:p>
         </w:tc>
       </w:tr>
+      <w:tr>
+        <w:tc>
+          <w:tcPr/>
+          <w:p>
+            <w:pPr>
+              <w:pStyle w:val="Compact"/>
+            </w:pPr>
+            <w:r>
+              <w:t xml:space="preserve">V1.1</w:t>
+            </w:r>
+          </w:p>
+        </w:tc>
+        <w:tc>
+          <w:tcPr/>
+          <w:p>
+            <w:pPr>
+              <w:pStyle w:val="Compact"/>
+            </w:pPr>
+            <w:r>
+              <w:t xml:space="preserve">2026-05-26</w:t>
+            </w:r>
+          </w:p>
+        </w:tc>
+        <w:tc>
+          <w:tcPr/>
+          <w:p>
+            <w:pPr>
+              <w:pStyle w:val="Compact"/>
+            </w:pPr>
+            <w:r>
+              <w:rPr>
+                <w:rFonts w:hint="eastAsia"/>
+              </w:rPr>
+              <w:t xml:space="preserve">角色补充</w:t>
+            </w:r>
+          </w:p>
+        </w:tc>
+        <w:tc>
+          <w:tcPr/>
+          <w:p>
+            <w:pPr>
+              <w:pStyle w:val="Compact"/>
+            </w:pPr>
+            <w:r>
+              <w:rPr>
+                <w:rFonts w:hint="eastAsia"/>
+              </w:rPr>
+              <w:t xml:space="preserve">在原型说明基础上补充学生、教师、辅导员、管理员等角色边界。</w:t>
+            </w:r>
+          </w:p>
+        </w:tc>
+      </w:tr>
     </w:tbl>
     <w:bookmarkEnd w:id="11"/>
     <w:bookmarkStart w:id="12" w:name="Xadc22e3c91b4e76814645c9b0c6a35d7e5be0d3"/>
@@ -1396,7 +1448,801 @@
     </w:p>
     <w:bookmarkEnd w:id="18"/>
     <w:bookmarkEnd w:id="19"/>
+    <w:bookmarkStart w:id="20" w:name="用户角色与访问边界"/>
+    <w:p>
+      <w:pPr>
+        <w:pStyle w:val="Heading2"/>
+      </w:pPr>
+      <w:r>
+        <w:rPr>
+          <w:rFonts w:hint="eastAsia"/>
+        </w:rPr>
+        <w:t xml:space="preserve">用户角色与访问边界</w:t>
+      </w:r>
+    </w:p>
+    <w:tbl>
+      <w:tblPr>
+        <w:tblStyle w:val="Table"/>
+        <w:tblW w:type="auto" w:w="0"/>
+        <w:tblLook w:firstRow="1" w:lastRow="0" w:firstColumn="0" w:lastColumn="0" w:noHBand="0" w:noVBand="0" w:val="0020"/>
+      </w:tblPr>
+      <w:tblGrid>
+        <w:gridCol w:w="1980"/>
+        <w:gridCol w:w="1980"/>
+        <w:gridCol w:w="1980"/>
+        <w:gridCol w:w="1980"/>
+      </w:tblGrid>
+      <w:tr>
+        <w:trPr>
+          <w:tblHeader w:val="on"/>
+        </w:trPr>
+        <w:tc>
+          <w:tcPr/>
+          <w:p>
+            <w:pPr>
+              <w:pStyle w:val="Compact"/>
+            </w:pPr>
+            <w:r>
+              <w:rPr>
+                <w:rFonts w:hint="eastAsia"/>
+              </w:rPr>
+              <w:t xml:space="preserve">角色</w:t>
+            </w:r>
+          </w:p>
+        </w:tc>
+        <w:tc>
+          <w:tcPr/>
+          <w:p>
+            <w:pPr>
+              <w:pStyle w:val="Compact"/>
+            </w:pPr>
+            <w:r>
+              <w:t xml:space="preserve">V1.3 </w:t>
+            </w:r>
+            <w:r>
+              <w:rPr>
+                <w:rFonts w:hint="eastAsia"/>
+              </w:rPr>
+              <w:t xml:space="preserve">交付状态</w:t>
+            </w:r>
+          </w:p>
+        </w:tc>
+        <w:tc>
+          <w:tcPr/>
+          <w:p>
+            <w:pPr>
+              <w:pStyle w:val="Compact"/>
+            </w:pPr>
+            <w:r>
+              <w:rPr>
+                <w:rFonts w:hint="eastAsia"/>
+              </w:rPr>
+              <w:t xml:space="preserve">可演示能力</w:t>
+            </w:r>
+          </w:p>
+        </w:tc>
+        <w:tc>
+          <w:tcPr/>
+          <w:p>
+            <w:pPr>
+              <w:pStyle w:val="Compact"/>
+            </w:pPr>
+            <w:r>
+              <w:rPr>
+                <w:rFonts w:hint="eastAsia"/>
+              </w:rPr>
+              <w:t xml:space="preserve">限制说明</w:t>
+            </w:r>
+          </w:p>
+        </w:tc>
+      </w:tr>
+      <w:tr>
+        <w:tc>
+          <w:tcPr/>
+          <w:p>
+            <w:pPr>
+              <w:pStyle w:val="Compact"/>
+            </w:pPr>
+            <w:r>
+              <w:rPr>
+                <w:rFonts w:hint="eastAsia"/>
+              </w:rPr>
+              <w:t xml:space="preserve">学生</w:t>
+            </w:r>
+          </w:p>
+        </w:tc>
+        <w:tc>
+          <w:tcPr/>
+          <w:p>
+            <w:pPr>
+              <w:pStyle w:val="Compact"/>
+            </w:pPr>
+            <w:r>
+              <w:rPr>
+                <w:rFonts w:hint="eastAsia"/>
+              </w:rPr>
+              <w:t xml:space="preserve">可演示</w:t>
+            </w:r>
+          </w:p>
+        </w:tc>
+        <w:tc>
+          <w:tcPr/>
+          <w:p>
+            <w:pPr>
+              <w:pStyle w:val="Compact"/>
+            </w:pPr>
+            <w:r>
+              <w:rPr>
+                <w:rFonts w:hint="eastAsia"/>
+              </w:rPr>
+              <w:t xml:space="preserve">登录、课程查询、考试查询、成绩样例查询、办事流程查询、反馈</w:t>
+            </w:r>
+          </w:p>
+        </w:tc>
+        <w:tc>
+          <w:tcPr/>
+          <w:p>
+            <w:pPr>
+              <w:pStyle w:val="Compact"/>
+            </w:pPr>
+            <w:r>
+              <w:rPr>
+                <w:rFonts w:hint="eastAsia"/>
+              </w:rPr>
+              <w:t xml:space="preserve">使用模拟账号和种子数据，不读取真实教务数据</w:t>
+            </w:r>
+          </w:p>
+        </w:tc>
+      </w:tr>
+      <w:tr>
+        <w:tc>
+          <w:tcPr/>
+          <w:p>
+            <w:pPr>
+              <w:pStyle w:val="Compact"/>
+            </w:pPr>
+            <w:r>
+              <w:rPr>
+                <w:rFonts w:hint="eastAsia"/>
+              </w:rPr>
+              <w:t xml:space="preserve">教师</w:t>
+            </w:r>
+          </w:p>
+        </w:tc>
+        <w:tc>
+          <w:tcPr/>
+          <w:p>
+            <w:pPr>
+              <w:pStyle w:val="Compact"/>
+            </w:pPr>
+            <w:r>
+              <w:rPr>
+                <w:rFonts w:hint="eastAsia"/>
+              </w:rPr>
+              <w:t xml:space="preserve">可演示</w:t>
+            </w:r>
+          </w:p>
+        </w:tc>
+        <w:tc>
+          <w:tcPr/>
+          <w:p>
+            <w:pPr>
+              <w:pStyle w:val="Compact"/>
+            </w:pPr>
+            <w:r>
+              <w:rPr>
+                <w:rFonts w:hint="eastAsia"/>
+              </w:rPr>
+              <w:t xml:space="preserve">登录、课程/监考样例查询、知识条目建议、反馈</w:t>
+            </w:r>
+          </w:p>
+        </w:tc>
+        <w:tc>
+          <w:tcPr/>
+          <w:p>
+            <w:pPr>
+              <w:pStyle w:val="Compact"/>
+            </w:pPr>
+            <w:r>
+              <w:rPr>
+                <w:rFonts w:hint="eastAsia"/>
+              </w:rPr>
+              <w:t xml:space="preserve">教师端功能以查询与演示为主，不包含真实排课审批</w:t>
+            </w:r>
+          </w:p>
+        </w:tc>
+      </w:tr>
+      <w:tr>
+        <w:tc>
+          <w:tcPr/>
+          <w:p>
+            <w:pPr>
+              <w:pStyle w:val="Compact"/>
+            </w:pPr>
+            <w:r>
+              <w:rPr>
+                <w:rFonts w:hint="eastAsia"/>
+              </w:rPr>
+              <w:t xml:space="preserve">辅导员</w:t>
+            </w:r>
+          </w:p>
+        </w:tc>
+        <w:tc>
+          <w:tcPr/>
+          <w:p>
+            <w:pPr>
+              <w:pStyle w:val="Compact"/>
+            </w:pPr>
+            <w:r>
+              <w:rPr>
+                <w:rFonts w:hint="eastAsia"/>
+              </w:rPr>
+              <w:t xml:space="preserve">可演示</w:t>
+            </w:r>
+          </w:p>
+        </w:tc>
+        <w:tc>
+          <w:tcPr/>
+          <w:p>
+            <w:pPr>
+              <w:pStyle w:val="Compact"/>
+            </w:pPr>
+            <w:r>
+              <w:rPr>
+                <w:rFonts w:hint="eastAsia"/>
+              </w:rPr>
+              <w:t xml:space="preserve">学生事务政策查询、学业预警样例、未命中问题跟进</w:t>
+            </w:r>
+          </w:p>
+        </w:tc>
+        <w:tc>
+          <w:tcPr/>
+          <w:p>
+            <w:pPr>
+              <w:pStyle w:val="Compact"/>
+            </w:pPr>
+            <w:r>
+              <w:rPr>
+                <w:rFonts w:hint="eastAsia"/>
+              </w:rPr>
+              <w:t xml:space="preserve">学生名单和预警为脱敏样例</w:t>
+            </w:r>
+          </w:p>
+        </w:tc>
+      </w:tr>
+      <w:tr>
+        <w:tc>
+          <w:tcPr/>
+          <w:p>
+            <w:pPr>
+              <w:pStyle w:val="Compact"/>
+            </w:pPr>
+            <w:r>
+              <w:rPr>
+                <w:rFonts w:hint="eastAsia"/>
+              </w:rPr>
+              <w:t xml:space="preserve">管理员</w:t>
+            </w:r>
+          </w:p>
+        </w:tc>
+        <w:tc>
+          <w:tcPr/>
+          <w:p>
+            <w:pPr>
+              <w:pStyle w:val="Compact"/>
+            </w:pPr>
+            <w:r>
+              <w:rPr>
+                <w:rFonts w:hint="eastAsia"/>
+              </w:rPr>
+              <w:t xml:space="preserve">可演示</w:t>
+            </w:r>
+          </w:p>
+        </w:tc>
+        <w:tc>
+          <w:tcPr/>
+          <w:p>
+            <w:pPr>
+              <w:pStyle w:val="Compact"/>
+            </w:pPr>
+            <w:r>
+              <w:rPr>
+                <w:rFonts w:hint="eastAsia"/>
+              </w:rPr>
+              <w:t xml:space="preserve">知识库维护、未匹配问题处理、统计看板、账号种子数据管理</w:t>
+            </w:r>
+          </w:p>
+        </w:tc>
+        <w:tc>
+          <w:tcPr/>
+          <w:p>
+            <w:pPr>
+              <w:pStyle w:val="Compact"/>
+            </w:pPr>
+            <w:r>
+              <w:rPr>
+                <w:rFonts w:hint="eastAsia"/>
+              </w:rPr>
+              <w:t xml:space="preserve">管理后台仅用于课程演示，不作为正式运维后台</w:t>
+            </w:r>
+          </w:p>
+        </w:tc>
+      </w:tr>
+      <w:tr>
+        <w:tc>
+          <w:tcPr/>
+          <w:p>
+            <w:pPr>
+              <w:pStyle w:val="Compact"/>
+            </w:pPr>
+            <w:r>
+              <w:rPr>
+                <w:rFonts w:hint="eastAsia"/>
+              </w:rPr>
+              <w:t xml:space="preserve">家长</w:t>
+            </w:r>
+          </w:p>
+        </w:tc>
+        <w:tc>
+          <w:tcPr/>
+          <w:p>
+            <w:pPr>
+              <w:pStyle w:val="Compact"/>
+            </w:pPr>
+            <w:r>
+              <w:rPr>
+                <w:rFonts w:hint="eastAsia"/>
+              </w:rPr>
+              <w:t xml:space="preserve">延后/受限</w:t>
+            </w:r>
+          </w:p>
+        </w:tc>
+        <w:tc>
+          <w:tcPr/>
+          <w:p>
+            <w:pPr>
+              <w:pStyle w:val="Compact"/>
+            </w:pPr>
+            <w:r>
+              <w:rPr>
+                <w:rFonts w:hint="eastAsia"/>
+              </w:rPr>
+              <w:t xml:space="preserve">可查看公开说明和授权流程样例</w:t>
+            </w:r>
+          </w:p>
+        </w:tc>
+        <w:tc>
+          <w:tcPr/>
+          <w:p>
+            <w:pPr>
+              <w:pStyle w:val="Compact"/>
+            </w:pPr>
+            <w:r>
+              <w:t xml:space="preserve">V1.3 </w:t>
+            </w:r>
+            <w:r>
+              <w:rPr>
+                <w:rFonts w:hint="eastAsia"/>
+              </w:rPr>
+              <w:t xml:space="preserve">不提供真实家长绑定、真实成绩查询或缴费查询</w:t>
+            </w:r>
+          </w:p>
+        </w:tc>
+      </w:tr>
+      <w:tr>
+        <w:tc>
+          <w:tcPr/>
+          <w:p>
+            <w:pPr>
+              <w:pStyle w:val="Compact"/>
+            </w:pPr>
+            <w:r>
+              <w:rPr>
+                <w:rFonts w:hint="eastAsia"/>
+              </w:rPr>
+              <w:t xml:space="preserve">访客</w:t>
+            </w:r>
+          </w:p>
+        </w:tc>
+        <w:tc>
+          <w:tcPr/>
+          <w:p>
+            <w:pPr>
+              <w:pStyle w:val="Compact"/>
+            </w:pPr>
+            <w:r>
+              <w:rPr>
+                <w:rFonts w:hint="eastAsia"/>
+              </w:rPr>
+              <w:t xml:space="preserve">受限</w:t>
+            </w:r>
+          </w:p>
+        </w:tc>
+        <w:tc>
+          <w:tcPr/>
+          <w:p>
+            <w:pPr>
+              <w:pStyle w:val="Compact"/>
+            </w:pPr>
+            <w:r>
+              <w:rPr>
+                <w:rFonts w:hint="eastAsia"/>
+              </w:rPr>
+              <w:t xml:space="preserve">可查询公开校园介绍、公开办事说明和招生类样例知识</w:t>
+            </w:r>
+          </w:p>
+        </w:tc>
+        <w:tc>
+          <w:tcPr/>
+          <w:p>
+            <w:pPr>
+              <w:pStyle w:val="Compact"/>
+            </w:pPr>
+            <w:r>
+              <w:rPr>
+                <w:rFonts w:hint="eastAsia"/>
+              </w:rPr>
+              <w:t xml:space="preserve">不保存个人对话历史，不访问任何个人数据</w:t>
+            </w:r>
+          </w:p>
+        </w:tc>
+      </w:tr>
+    </w:tbl>
+    <w:p>
+      <w:pPr>
+        <w:pStyle w:val="BodyText"/>
+      </w:pPr>
+      <w:r>
+        <w:rPr>
+          <w:rFonts w:hint="eastAsia"/>
+        </w:rPr>
+        <w:t xml:space="preserve">角色权限以课程原型演示为准。操作手册按角色描述可执行操作，避免把延后角色写成已完整交付。</w:t>
+      </w:r>
+    </w:p>
     <w:bookmarkEnd w:id="20"/>
+    <w:bookmarkStart w:id="21" w:name="X8cd3168ae7b16c3ef7aed00647c7e918f84f07c"/>
+    <w:p>
+      <w:pPr>
+        <w:pStyle w:val="Heading2"/>
+      </w:pPr>
+      <w:r>
+        <w:t xml:space="preserve">5. V1.1 </w:t>
+      </w:r>
+      <w:r>
+        <w:rPr>
+          <w:rFonts w:hint="eastAsia"/>
+        </w:rPr>
+        <w:t xml:space="preserve">分角色操作说明</w:t>
+      </w:r>
+    </w:p>
+    <w:tbl>
+      <w:tblPr>
+        <w:tblStyle w:val="Table"/>
+        <w:tblW w:type="auto" w:w="0"/>
+        <w:tblLook w:firstRow="1" w:lastRow="0" w:firstColumn="0" w:lastColumn="0" w:noHBand="0" w:noVBand="0" w:val="0020"/>
+      </w:tblPr>
+      <w:tblGrid>
+        <w:gridCol w:w="2640"/>
+        <w:gridCol w:w="2640"/>
+        <w:gridCol w:w="2640"/>
+      </w:tblGrid>
+      <w:tr>
+        <w:trPr>
+          <w:tblHeader w:val="on"/>
+        </w:trPr>
+        <w:tc>
+          <w:tcPr/>
+          <w:p>
+            <w:pPr>
+              <w:pStyle w:val="Compact"/>
+            </w:pPr>
+            <w:r>
+              <w:rPr>
+                <w:rFonts w:hint="eastAsia"/>
+              </w:rPr>
+              <w:t xml:space="preserve">角色</w:t>
+            </w:r>
+          </w:p>
+        </w:tc>
+        <w:tc>
+          <w:tcPr/>
+          <w:p>
+            <w:pPr>
+              <w:pStyle w:val="Compact"/>
+            </w:pPr>
+            <w:r>
+              <w:rPr>
+                <w:rFonts w:hint="eastAsia"/>
+              </w:rPr>
+              <w:t xml:space="preserve">主要操作</w:t>
+            </w:r>
+          </w:p>
+        </w:tc>
+        <w:tc>
+          <w:tcPr/>
+          <w:p>
+            <w:pPr>
+              <w:pStyle w:val="Compact"/>
+            </w:pPr>
+            <w:r>
+              <w:rPr>
+                <w:rFonts w:hint="eastAsia"/>
+              </w:rPr>
+              <w:t xml:space="preserve">注意事项</w:t>
+            </w:r>
+          </w:p>
+        </w:tc>
+      </w:tr>
+      <w:tr>
+        <w:tc>
+          <w:tcPr/>
+          <w:p>
+            <w:pPr>
+              <w:pStyle w:val="Compact"/>
+            </w:pPr>
+            <w:r>
+              <w:rPr>
+                <w:rFonts w:hint="eastAsia"/>
+              </w:rPr>
+              <w:t xml:space="preserve">学生</w:t>
+            </w:r>
+          </w:p>
+        </w:tc>
+        <w:tc>
+          <w:tcPr/>
+          <w:p>
+            <w:pPr>
+              <w:pStyle w:val="Compact"/>
+            </w:pPr>
+            <w:r>
+              <w:rPr>
+                <w:rFonts w:hint="eastAsia"/>
+              </w:rPr>
+              <w:t xml:space="preserve">查询课表、考试、成绩样例、办事流程、提交反馈</w:t>
+            </w:r>
+          </w:p>
+        </w:tc>
+        <w:tc>
+          <w:tcPr/>
+          <w:p>
+            <w:pPr>
+              <w:pStyle w:val="Compact"/>
+            </w:pPr>
+            <w:r>
+              <w:rPr>
+                <w:rFonts w:hint="eastAsia"/>
+              </w:rPr>
+              <w:t xml:space="preserve">查询结果为模拟数据</w:t>
+            </w:r>
+          </w:p>
+        </w:tc>
+      </w:tr>
+      <w:tr>
+        <w:tc>
+          <w:tcPr/>
+          <w:p>
+            <w:pPr>
+              <w:pStyle w:val="Compact"/>
+            </w:pPr>
+            <w:r>
+              <w:rPr>
+                <w:rFonts w:hint="eastAsia"/>
+              </w:rPr>
+              <w:t xml:space="preserve">教师</w:t>
+            </w:r>
+          </w:p>
+        </w:tc>
+        <w:tc>
+          <w:tcPr/>
+          <w:p>
+            <w:pPr>
+              <w:pStyle w:val="Compact"/>
+            </w:pPr>
+            <w:r>
+              <w:rPr>
+                <w:rFonts w:hint="eastAsia"/>
+              </w:rPr>
+              <w:t xml:space="preserve">查询授课、监考、政策和设施样例</w:t>
+            </w:r>
+          </w:p>
+        </w:tc>
+        <w:tc>
+          <w:tcPr/>
+          <w:p>
+            <w:pPr>
+              <w:pStyle w:val="Compact"/>
+            </w:pPr>
+            <w:r>
+              <w:rPr>
+                <w:rFonts w:hint="eastAsia"/>
+              </w:rPr>
+              <w:t xml:space="preserve">不提供真实学生名单导出</w:t>
+            </w:r>
+          </w:p>
+        </w:tc>
+      </w:tr>
+      <w:tr>
+        <w:tc>
+          <w:tcPr/>
+          <w:p>
+            <w:pPr>
+              <w:pStyle w:val="Compact"/>
+            </w:pPr>
+            <w:r>
+              <w:rPr>
+                <w:rFonts w:hint="eastAsia"/>
+              </w:rPr>
+              <w:t xml:space="preserve">辅导员</w:t>
+            </w:r>
+          </w:p>
+        </w:tc>
+        <w:tc>
+          <w:tcPr/>
+          <w:p>
+            <w:pPr>
+              <w:pStyle w:val="Compact"/>
+            </w:pPr>
+            <w:r>
+              <w:rPr>
+                <w:rFonts w:hint="eastAsia"/>
+              </w:rPr>
+              <w:t xml:space="preserve">查询学生事务政策、学业预警样例、处理反馈建议</w:t>
+            </w:r>
+          </w:p>
+        </w:tc>
+        <w:tc>
+          <w:tcPr/>
+          <w:p>
+            <w:pPr>
+              <w:pStyle w:val="Compact"/>
+            </w:pPr>
+            <w:r>
+              <w:rPr>
+                <w:rFonts w:hint="eastAsia"/>
+              </w:rPr>
+              <w:t xml:space="preserve">预警数据为脱敏样例</w:t>
+            </w:r>
+          </w:p>
+        </w:tc>
+      </w:tr>
+      <w:tr>
+        <w:tc>
+          <w:tcPr/>
+          <w:p>
+            <w:pPr>
+              <w:pStyle w:val="Compact"/>
+            </w:pPr>
+            <w:r>
+              <w:rPr>
+                <w:rFonts w:hint="eastAsia"/>
+              </w:rPr>
+              <w:t xml:space="preserve">管理员</w:t>
+            </w:r>
+          </w:p>
+        </w:tc>
+        <w:tc>
+          <w:tcPr/>
+          <w:p>
+            <w:pPr>
+              <w:pStyle w:val="Compact"/>
+            </w:pPr>
+            <w:r>
+              <w:rPr>
+                <w:rFonts w:hint="eastAsia"/>
+              </w:rPr>
+              <w:t xml:space="preserve">维护知识库、处理未命中、查看统计</w:t>
+            </w:r>
+          </w:p>
+        </w:tc>
+        <w:tc>
+          <w:tcPr/>
+          <w:p>
+            <w:pPr>
+              <w:pStyle w:val="Compact"/>
+            </w:pPr>
+            <w:r>
+              <w:rPr>
+                <w:rFonts w:hint="eastAsia"/>
+              </w:rPr>
+              <w:t xml:space="preserve">管理操作影响演示库</w:t>
+            </w:r>
+          </w:p>
+        </w:tc>
+      </w:tr>
+      <w:tr>
+        <w:tc>
+          <w:tcPr/>
+          <w:p>
+            <w:pPr>
+              <w:pStyle w:val="Compact"/>
+            </w:pPr>
+            <w:r>
+              <w:rPr>
+                <w:rFonts w:hint="eastAsia"/>
+              </w:rPr>
+              <w:t xml:space="preserve">家长</w:t>
+            </w:r>
+          </w:p>
+        </w:tc>
+        <w:tc>
+          <w:tcPr/>
+          <w:p>
+            <w:pPr>
+              <w:pStyle w:val="Compact"/>
+            </w:pPr>
+            <w:r>
+              <w:rPr>
+                <w:rFonts w:hint="eastAsia"/>
+              </w:rPr>
+              <w:t xml:space="preserve">查看公开说明、了解授权流程</w:t>
+            </w:r>
+          </w:p>
+        </w:tc>
+        <w:tc>
+          <w:tcPr/>
+          <w:p>
+            <w:pPr>
+              <w:pStyle w:val="Compact"/>
+            </w:pPr>
+            <w:r>
+              <w:t xml:space="preserve">V1.3 </w:t>
+            </w:r>
+            <w:r>
+              <w:rPr>
+                <w:rFonts w:hint="eastAsia"/>
+              </w:rPr>
+              <w:t xml:space="preserve">不提供真实绑定和成绩查询</w:t>
+            </w:r>
+          </w:p>
+        </w:tc>
+      </w:tr>
+      <w:tr>
+        <w:tc>
+          <w:tcPr/>
+          <w:p>
+            <w:pPr>
+              <w:pStyle w:val="Compact"/>
+            </w:pPr>
+            <w:r>
+              <w:rPr>
+                <w:rFonts w:hint="eastAsia"/>
+              </w:rPr>
+              <w:t xml:space="preserve">访客</w:t>
+            </w:r>
+          </w:p>
+        </w:tc>
+        <w:tc>
+          <w:tcPr/>
+          <w:p>
+            <w:pPr>
+              <w:pStyle w:val="Compact"/>
+            </w:pPr>
+            <w:r>
+              <w:rPr>
+                <w:rFonts w:hint="eastAsia"/>
+              </w:rPr>
+              <w:t xml:space="preserve">查询公开知识</w:t>
+            </w:r>
+          </w:p>
+        </w:tc>
+        <w:tc>
+          <w:tcPr/>
+          <w:p>
+            <w:pPr>
+              <w:pStyle w:val="Compact"/>
+            </w:pPr>
+            <w:r>
+              <w:rPr>
+                <w:rFonts w:hint="eastAsia"/>
+              </w:rPr>
+              <w:t xml:space="preserve">不可登录个人功能，不保存对话历史</w:t>
+            </w:r>
+          </w:p>
+        </w:tc>
+      </w:tr>
+    </w:tbl>
+    <w:bookmarkEnd w:id="21"/>
+    <w:bookmarkEnd w:id="22"/>
     <w:sectPr>
       <w:footnotePr>
         <w:numRestart w:val="eachSect"/>

--- a/14-发布运维与用户手册/软件操作手册(SOM).docx
+++ b/14-发布运维与用户手册/软件操作手册(SOM).docx
@@ -13,10 +13,10 @@
         <w:t xml:space="preserve">软件操作手册(SOM)</w:t>
       </w:r>
       <w:r>
-        <w:t xml:space="preserve"> V1.1</w:t>
+        <w:t xml:space="preserve"> V1.2</w:t>
       </w:r>
     </w:p>
-    <w:bookmarkStart w:id="22" w:name="软件操作手册som---校务问答机器人"/>
+    <w:bookmarkStart w:id="28" w:name="软件操作手册som---校务问答机器人"/>
     <w:p>
       <w:pPr>
         <w:pStyle w:val="Heading1"/>
@@ -132,7 +132,7 @@
               <w:pStyle w:val="Compact"/>
             </w:pPr>
             <w:r>
-              <w:t xml:space="preserve">SRA2026-SOM-V1.1</w:t>
+              <w:t xml:space="preserve">SRA2026-SOM-V1.2</w:t>
             </w:r>
           </w:p>
         </w:tc>
@@ -219,7 +219,7 @@
               <w:pStyle w:val="Compact"/>
             </w:pPr>
             <w:r>
-              <w:t xml:space="preserve">V1.1</w:t>
+              <w:t xml:space="preserve">V1.2</w:t>
             </w:r>
           </w:p>
         </w:tc>
@@ -246,7 +246,7 @@
               <w:pStyle w:val="Compact"/>
             </w:pPr>
             <w:r>
-              <w:t xml:space="preserve">2026-05-26</w:t>
+              <w:t xml:space="preserve">2026-05-28</w:t>
             </w:r>
           </w:p>
         </w:tc>
@@ -276,7 +276,7 @@
               <w:rPr>
                 <w:rFonts w:hint="eastAsia"/>
               </w:rPr>
-              <w:t xml:space="preserve">角色补充</w:t>
+              <w:t xml:space="preserve">运维安全补充</w:t>
             </w:r>
           </w:p>
         </w:tc>
@@ -303,7 +303,7 @@
               <w:pStyle w:val="Compact"/>
             </w:pPr>
             <w:r>
-              <w:t xml:space="preserve">SRA2026-REQ-PROTOTYPE-V1.1</w:t>
+              <w:t xml:space="preserve">SRA2026-REQ-PROTOTYPE-V1.2</w:t>
             </w:r>
           </w:p>
         </w:tc>
@@ -467,7 +467,7 @@
         <w:rPr>
           <w:rFonts w:hint="eastAsia"/>
         </w:rPr>
-        <w:t xml:space="preserve">在原型说明基础上补充学生、教师、辅导员、管理员等角色边界。</w:t>
+        <w:t xml:space="preserve">补充运维、安全、备份、已知问题和受限能力说明。</w:t>
       </w:r>
     </w:p>
     <w:bookmarkEnd w:id="9"/>
@@ -704,6 +704,58 @@
           </w:p>
         </w:tc>
       </w:tr>
+      <w:tr>
+        <w:tc>
+          <w:tcPr/>
+          <w:p>
+            <w:pPr>
+              <w:pStyle w:val="Compact"/>
+            </w:pPr>
+            <w:r>
+              <w:t xml:space="preserve">V1.2</w:t>
+            </w:r>
+          </w:p>
+        </w:tc>
+        <w:tc>
+          <w:tcPr/>
+          <w:p>
+            <w:pPr>
+              <w:pStyle w:val="Compact"/>
+            </w:pPr>
+            <w:r>
+              <w:t xml:space="preserve">2026-05-28</w:t>
+            </w:r>
+          </w:p>
+        </w:tc>
+        <w:tc>
+          <w:tcPr/>
+          <w:p>
+            <w:pPr>
+              <w:pStyle w:val="Compact"/>
+            </w:pPr>
+            <w:r>
+              <w:rPr>
+                <w:rFonts w:hint="eastAsia"/>
+              </w:rPr>
+              <w:t xml:space="preserve">运维安全补充</w:t>
+            </w:r>
+          </w:p>
+        </w:tc>
+        <w:tc>
+          <w:tcPr/>
+          <w:p>
+            <w:pPr>
+              <w:pStyle w:val="Compact"/>
+            </w:pPr>
+            <w:r>
+              <w:rPr>
+                <w:rFonts w:hint="eastAsia"/>
+              </w:rPr>
+              <w:t xml:space="preserve">补充运维、安全、备份、已知问题和受限能力说明。</w:t>
+            </w:r>
+          </w:p>
+        </w:tc>
+      </w:tr>
     </w:tbl>
     <w:bookmarkEnd w:id="11"/>
     <w:bookmarkStart w:id="12" w:name="Xadc22e3c91b4e76814645c9b0c6a35d7e5be0d3"/>
@@ -2242,7 +2294,1076 @@
       </w:tr>
     </w:tbl>
     <w:bookmarkEnd w:id="21"/>
+    <w:bookmarkStart w:id="25" w:name="运维安全与已知问题"/>
+    <w:p>
+      <w:pPr>
+        <w:pStyle w:val="Heading2"/>
+      </w:pPr>
+      <w:r>
+        <w:rPr>
+          <w:rFonts w:hint="eastAsia"/>
+        </w:rPr>
+        <w:t xml:space="preserve">运维、安全与已知问题</w:t>
+      </w:r>
+    </w:p>
+    <w:bookmarkStart w:id="22" w:name="运维边界"/>
+    <w:p>
+      <w:pPr>
+        <w:pStyle w:val="Heading3"/>
+      </w:pPr>
+      <w:r>
+        <w:rPr>
+          <w:rFonts w:hint="eastAsia"/>
+        </w:rPr>
+        <w:t xml:space="preserve">运维边界</w:t>
+      </w:r>
+    </w:p>
+    <w:p>
+      <w:pPr>
+        <w:pStyle w:val="FirstParagraph"/>
+      </w:pPr>
+      <w:r>
+        <w:rPr>
+          <w:rFonts w:hint="eastAsia"/>
+        </w:rPr>
+        <w:t xml:space="preserve">本交付支持本地或课堂评审环境运行，推荐一台开发机同时运行后端、用户前端和管理前端。数据库默认使用演示</w:t>
+      </w:r>
+      <w:r>
+        <w:t xml:space="preserve"> SQLite </w:t>
+      </w:r>
+      <w:r>
+        <w:rPr>
+          <w:rFonts w:hint="eastAsia"/>
+        </w:rPr>
+        <w:t xml:space="preserve">文件；如采用</w:t>
+      </w:r>
+      <w:r>
+        <w:t xml:space="preserve"> </w:t>
+      </w:r>
+      <w:r>
+        <w:rPr>
+          <w:rFonts w:hint="eastAsia"/>
+        </w:rPr>
+        <w:t xml:space="preserve">MySQL，仅作为兼容性验证，不代表正式生产部署。</w:t>
+      </w:r>
+    </w:p>
     <w:bookmarkEnd w:id="22"/>
+    <w:bookmarkStart w:id="23" w:name="安全要求"/>
+    <w:p>
+      <w:pPr>
+        <w:pStyle w:val="Heading3"/>
+      </w:pPr>
+      <w:r>
+        <w:rPr>
+          <w:rFonts w:hint="eastAsia"/>
+        </w:rPr>
+        <w:t xml:space="preserve">安全要求</w:t>
+      </w:r>
+    </w:p>
+    <w:tbl>
+      <w:tblPr>
+        <w:tblStyle w:val="Table"/>
+        <w:tblW w:type="auto" w:w="0"/>
+        <w:tblLook w:firstRow="1" w:lastRow="0" w:firstColumn="0" w:lastColumn="0" w:noHBand="0" w:noVBand="0" w:val="0020"/>
+      </w:tblPr>
+      <w:tblGrid>
+        <w:gridCol w:w="3960"/>
+        <w:gridCol w:w="3960"/>
+      </w:tblGrid>
+      <w:tr>
+        <w:trPr>
+          <w:tblHeader w:val="on"/>
+        </w:trPr>
+        <w:tc>
+          <w:tcPr/>
+          <w:p>
+            <w:pPr>
+              <w:pStyle w:val="Compact"/>
+            </w:pPr>
+            <w:r>
+              <w:rPr>
+                <w:rFonts w:hint="eastAsia"/>
+              </w:rPr>
+              <w:t xml:space="preserve">项目</w:t>
+            </w:r>
+          </w:p>
+        </w:tc>
+        <w:tc>
+          <w:tcPr/>
+          <w:p>
+            <w:pPr>
+              <w:pStyle w:val="Compact"/>
+            </w:pPr>
+            <w:r>
+              <w:rPr>
+                <w:rFonts w:hint="eastAsia"/>
+              </w:rPr>
+              <w:t xml:space="preserve">要求</w:t>
+            </w:r>
+          </w:p>
+        </w:tc>
+      </w:tr>
+      <w:tr>
+        <w:tc>
+          <w:tcPr/>
+          <w:p>
+            <w:pPr>
+              <w:pStyle w:val="Compact"/>
+            </w:pPr>
+            <w:r>
+              <w:rPr>
+                <w:rFonts w:hint="eastAsia"/>
+              </w:rPr>
+              <w:t xml:space="preserve">演示账号</w:t>
+            </w:r>
+          </w:p>
+        </w:tc>
+        <w:tc>
+          <w:tcPr/>
+          <w:p>
+            <w:pPr>
+              <w:pStyle w:val="Compact"/>
+            </w:pPr>
+            <w:r>
+              <w:rPr>
+                <w:rFonts w:hint="eastAsia"/>
+              </w:rPr>
+              <w:t xml:space="preserve">使用固定演示账号，评审后应删除或重置</w:t>
+            </w:r>
+          </w:p>
+        </w:tc>
+      </w:tr>
+      <w:tr>
+        <w:tc>
+          <w:tcPr/>
+          <w:p>
+            <w:pPr>
+              <w:pStyle w:val="Compact"/>
+            </w:pPr>
+            <w:r>
+              <w:rPr>
+                <w:rFonts w:hint="eastAsia"/>
+              </w:rPr>
+              <w:t xml:space="preserve">密钥配置</w:t>
+            </w:r>
+          </w:p>
+        </w:tc>
+        <w:tc>
+          <w:tcPr/>
+          <w:p>
+            <w:pPr>
+              <w:pStyle w:val="Compact"/>
+            </w:pPr>
+            <w:r>
+              <w:t xml:space="preserve">JWT </w:t>
+            </w:r>
+            <w:r>
+              <w:rPr>
+                <w:rFonts w:hint="eastAsia"/>
+              </w:rPr>
+              <w:t xml:space="preserve">密钥、数据库密码等不得写入公开仓库，演示环境使用</w:t>
+            </w:r>
+            <w:r>
+              <w:t xml:space="preserve"> .env </w:t>
+            </w:r>
+            <w:r>
+              <w:rPr>
+                <w:rFonts w:hint="eastAsia"/>
+              </w:rPr>
+              <w:t xml:space="preserve">或本地配置</w:t>
+            </w:r>
+          </w:p>
+        </w:tc>
+      </w:tr>
+      <w:tr>
+        <w:tc>
+          <w:tcPr/>
+          <w:p>
+            <w:pPr>
+              <w:pStyle w:val="Compact"/>
+            </w:pPr>
+            <w:r>
+              <w:rPr>
+                <w:rFonts w:hint="eastAsia"/>
+              </w:rPr>
+              <w:t xml:space="preserve">数据范围</w:t>
+            </w:r>
+          </w:p>
+        </w:tc>
+        <w:tc>
+          <w:tcPr/>
+          <w:p>
+            <w:pPr>
+              <w:pStyle w:val="Compact"/>
+            </w:pPr>
+            <w:r>
+              <w:rPr>
+                <w:rFonts w:hint="eastAsia"/>
+              </w:rPr>
+              <w:t xml:space="preserve">禁止导入真实身份证号、真实成绩、真实联系方式等敏感数据</w:t>
+            </w:r>
+          </w:p>
+        </w:tc>
+      </w:tr>
+      <w:tr>
+        <w:tc>
+          <w:tcPr/>
+          <w:p>
+            <w:pPr>
+              <w:pStyle w:val="Compact"/>
+            </w:pPr>
+            <w:r>
+              <w:rPr>
+                <w:rFonts w:hint="eastAsia"/>
+              </w:rPr>
+              <w:t xml:space="preserve">日志</w:t>
+            </w:r>
+          </w:p>
+        </w:tc>
+        <w:tc>
+          <w:tcPr/>
+          <w:p>
+            <w:pPr>
+              <w:pStyle w:val="Compact"/>
+            </w:pPr>
+            <w:r>
+              <w:rPr>
+                <w:rFonts w:hint="eastAsia"/>
+              </w:rPr>
+              <w:t xml:space="preserve">日志仅保留演示排错信息，避免记录密码、token</w:t>
+            </w:r>
+            <w:r>
+              <w:t xml:space="preserve"> </w:t>
+            </w:r>
+            <w:r>
+              <w:rPr>
+                <w:rFonts w:hint="eastAsia"/>
+              </w:rPr>
+              <w:t xml:space="preserve">和个人敏感字段</w:t>
+            </w:r>
+          </w:p>
+        </w:tc>
+      </w:tr>
+      <w:tr>
+        <w:tc>
+          <w:tcPr/>
+          <w:p>
+            <w:pPr>
+              <w:pStyle w:val="Compact"/>
+            </w:pPr>
+            <w:r>
+              <w:rPr>
+                <w:rFonts w:hint="eastAsia"/>
+              </w:rPr>
+              <w:t xml:space="preserve">访问控制</w:t>
+            </w:r>
+          </w:p>
+        </w:tc>
+        <w:tc>
+          <w:tcPr/>
+          <w:p>
+            <w:pPr>
+              <w:pStyle w:val="Compact"/>
+            </w:pPr>
+            <w:r>
+              <w:rPr>
+                <w:rFonts w:hint="eastAsia"/>
+              </w:rPr>
+              <w:t xml:space="preserve">管理后台仅限管理员演示账号使用，不向访客或家长开放</w:t>
+            </w:r>
+          </w:p>
+        </w:tc>
+      </w:tr>
+    </w:tbl>
+    <w:bookmarkEnd w:id="23"/>
+    <w:bookmarkStart w:id="24" w:name="已知问题"/>
+    <w:p>
+      <w:pPr>
+        <w:pStyle w:val="Heading3"/>
+      </w:pPr>
+      <w:r>
+        <w:rPr>
+          <w:rFonts w:hint="eastAsia"/>
+        </w:rPr>
+        <w:t xml:space="preserve">已知问题</w:t>
+      </w:r>
+    </w:p>
+    <w:tbl>
+      <w:tblPr>
+        <w:tblStyle w:val="Table"/>
+        <w:tblW w:type="auto" w:w="0"/>
+        <w:tblLook w:firstRow="1" w:lastRow="0" w:firstColumn="0" w:lastColumn="0" w:noHBand="0" w:noVBand="0" w:val="0020"/>
+      </w:tblPr>
+      <w:tblGrid>
+        <w:gridCol w:w="1980"/>
+        <w:gridCol w:w="1980"/>
+        <w:gridCol w:w="1980"/>
+        <w:gridCol w:w="1980"/>
+      </w:tblGrid>
+      <w:tr>
+        <w:trPr>
+          <w:tblHeader w:val="on"/>
+        </w:trPr>
+        <w:tc>
+          <w:tcPr/>
+          <w:p>
+            <w:pPr>
+              <w:pStyle w:val="Compact"/>
+            </w:pPr>
+            <w:r>
+              <w:rPr>
+                <w:rFonts w:hint="eastAsia"/>
+              </w:rPr>
+              <w:t xml:space="preserve">编号</w:t>
+            </w:r>
+          </w:p>
+        </w:tc>
+        <w:tc>
+          <w:tcPr/>
+          <w:p>
+            <w:pPr>
+              <w:pStyle w:val="Compact"/>
+            </w:pPr>
+            <w:r>
+              <w:rPr>
+                <w:rFonts w:hint="eastAsia"/>
+              </w:rPr>
+              <w:t xml:space="preserve">问题</w:t>
+            </w:r>
+          </w:p>
+        </w:tc>
+        <w:tc>
+          <w:tcPr/>
+          <w:p>
+            <w:pPr>
+              <w:pStyle w:val="Compact"/>
+            </w:pPr>
+            <w:r>
+              <w:rPr>
+                <w:rFonts w:hint="eastAsia"/>
+              </w:rPr>
+              <w:t xml:space="preserve">影响</w:t>
+            </w:r>
+          </w:p>
+        </w:tc>
+        <w:tc>
+          <w:tcPr/>
+          <w:p>
+            <w:pPr>
+              <w:pStyle w:val="Compact"/>
+            </w:pPr>
+            <w:r>
+              <w:t xml:space="preserve">V1.3 </w:t>
+            </w:r>
+            <w:r>
+              <w:rPr>
+                <w:rFonts w:hint="eastAsia"/>
+              </w:rPr>
+              <w:t xml:space="preserve">处理方式</w:t>
+            </w:r>
+          </w:p>
+        </w:tc>
+      </w:tr>
+      <w:tr>
+        <w:tc>
+          <w:tcPr/>
+          <w:p>
+            <w:pPr>
+              <w:pStyle w:val="Compact"/>
+            </w:pPr>
+            <w:r>
+              <w:t xml:space="preserve">KN-001</w:t>
+            </w:r>
+          </w:p>
+        </w:tc>
+        <w:tc>
+          <w:tcPr/>
+          <w:p>
+            <w:pPr>
+              <w:pStyle w:val="Compact"/>
+            </w:pPr>
+            <w:r>
+              <w:rPr>
+                <w:rFonts w:hint="eastAsia"/>
+              </w:rPr>
+              <w:t xml:space="preserve">意图识别以规则和关键词为主</w:t>
+            </w:r>
+          </w:p>
+        </w:tc>
+        <w:tc>
+          <w:tcPr/>
+          <w:p>
+            <w:pPr>
+              <w:pStyle w:val="Compact"/>
+            </w:pPr>
+            <w:r>
+              <w:rPr>
+                <w:rFonts w:hint="eastAsia"/>
+              </w:rPr>
+              <w:t xml:space="preserve">对复杂问法和多轮省略理解有限</w:t>
+            </w:r>
+          </w:p>
+        </w:tc>
+        <w:tc>
+          <w:tcPr/>
+          <w:p>
+            <w:pPr>
+              <w:pStyle w:val="Compact"/>
+            </w:pPr>
+            <w:r>
+              <w:rPr>
+                <w:rFonts w:hint="eastAsia"/>
+              </w:rPr>
+              <w:t xml:space="preserve">在用户手册中提示建议问法，保留反馈入口</w:t>
+            </w:r>
+          </w:p>
+        </w:tc>
+      </w:tr>
+      <w:tr>
+        <w:tc>
+          <w:tcPr/>
+          <w:p>
+            <w:pPr>
+              <w:pStyle w:val="Compact"/>
+            </w:pPr>
+            <w:r>
+              <w:t xml:space="preserve">KN-002</w:t>
+            </w:r>
+          </w:p>
+        </w:tc>
+        <w:tc>
+          <w:tcPr/>
+          <w:p>
+            <w:pPr>
+              <w:pStyle w:val="Compact"/>
+            </w:pPr>
+            <w:r>
+              <w:rPr>
+                <w:rFonts w:hint="eastAsia"/>
+              </w:rPr>
+              <w:t xml:space="preserve">查询数据为种子数据和模拟数据</w:t>
+            </w:r>
+          </w:p>
+        </w:tc>
+        <w:tc>
+          <w:tcPr/>
+          <w:p>
+            <w:pPr>
+              <w:pStyle w:val="Compact"/>
+            </w:pPr>
+            <w:r>
+              <w:rPr>
+                <w:rFonts w:hint="eastAsia"/>
+              </w:rPr>
+              <w:t xml:space="preserve">不能代表真实教务、OA</w:t>
+            </w:r>
+            <w:r>
+              <w:t xml:space="preserve"> </w:t>
+            </w:r>
+            <w:r>
+              <w:rPr>
+                <w:rFonts w:hint="eastAsia"/>
+              </w:rPr>
+              <w:t xml:space="preserve">或招生系统结果</w:t>
+            </w:r>
+          </w:p>
+        </w:tc>
+        <w:tc>
+          <w:tcPr/>
+          <w:p>
+            <w:pPr>
+              <w:pStyle w:val="Compact"/>
+            </w:pPr>
+            <w:r>
+              <w:rPr>
+                <w:rFonts w:hint="eastAsia"/>
+              </w:rPr>
+              <w:t xml:space="preserve">在所有正式文档中声明演示数据范围</w:t>
+            </w:r>
+          </w:p>
+        </w:tc>
+      </w:tr>
+      <w:tr>
+        <w:tc>
+          <w:tcPr/>
+          <w:p>
+            <w:pPr>
+              <w:pStyle w:val="Compact"/>
+            </w:pPr>
+            <w:r>
+              <w:t xml:space="preserve">KN-003</w:t>
+            </w:r>
+          </w:p>
+        </w:tc>
+        <w:tc>
+          <w:tcPr/>
+          <w:p>
+            <w:pPr>
+              <w:pStyle w:val="Compact"/>
+            </w:pPr>
+            <w:r>
+              <w:rPr>
+                <w:rFonts w:hint="eastAsia"/>
+              </w:rPr>
+              <w:t xml:space="preserve">家长和访客能力未接入真实认证</w:t>
+            </w:r>
+          </w:p>
+        </w:tc>
+        <w:tc>
+          <w:tcPr/>
+          <w:p>
+            <w:pPr>
+              <w:pStyle w:val="Compact"/>
+            </w:pPr>
+            <w:r>
+              <w:rPr>
+                <w:rFonts w:hint="eastAsia"/>
+              </w:rPr>
+              <w:t xml:space="preserve">无法完成真实家长授权或访客个性化服务</w:t>
+            </w:r>
+          </w:p>
+        </w:tc>
+        <w:tc>
+          <w:tcPr/>
+          <w:p>
+            <w:pPr>
+              <w:pStyle w:val="Compact"/>
+            </w:pPr>
+            <w:r>
+              <w:rPr>
+                <w:rFonts w:hint="eastAsia"/>
+              </w:rPr>
+              <w:t xml:space="preserve">标记为延后/受限，不纳入</w:t>
+            </w:r>
+            <w:r>
+              <w:t xml:space="preserve"> V1.3 </w:t>
+            </w:r>
+            <w:r>
+              <w:rPr>
+                <w:rFonts w:hint="eastAsia"/>
+              </w:rPr>
+              <w:t xml:space="preserve">验收</w:t>
+            </w:r>
+          </w:p>
+        </w:tc>
+      </w:tr>
+      <w:tr>
+        <w:tc>
+          <w:tcPr/>
+          <w:p>
+            <w:pPr>
+              <w:pStyle w:val="Compact"/>
+            </w:pPr>
+            <w:r>
+              <w:t xml:space="preserve">KN-004</w:t>
+            </w:r>
+          </w:p>
+        </w:tc>
+        <w:tc>
+          <w:tcPr/>
+          <w:p>
+            <w:pPr>
+              <w:pStyle w:val="Compact"/>
+            </w:pPr>
+            <w:r>
+              <w:rPr>
+                <w:rFonts w:hint="eastAsia"/>
+              </w:rPr>
+              <w:t xml:space="preserve">当前未配置生产级监控告警</w:t>
+            </w:r>
+          </w:p>
+        </w:tc>
+        <w:tc>
+          <w:tcPr/>
+          <w:p>
+            <w:pPr>
+              <w:pStyle w:val="Compact"/>
+            </w:pPr>
+            <w:r>
+              <w:rPr>
+                <w:rFonts w:hint="eastAsia"/>
+              </w:rPr>
+              <w:t xml:space="preserve">无法满足正式运维</w:t>
+            </w:r>
+            <w:r>
+              <w:t xml:space="preserve"> SLA</w:t>
+            </w:r>
+          </w:p>
+        </w:tc>
+        <w:tc>
+          <w:tcPr/>
+          <w:p>
+            <w:pPr>
+              <w:pStyle w:val="Compact"/>
+            </w:pPr>
+            <w:r>
+              <w:rPr>
+                <w:rFonts w:hint="eastAsia"/>
+              </w:rPr>
+              <w:t xml:space="preserve">仅提供课堂演示级健康检查和日志排查流程</w:t>
+            </w:r>
+          </w:p>
+        </w:tc>
+      </w:tr>
+      <w:tr>
+        <w:tc>
+          <w:tcPr/>
+          <w:p>
+            <w:pPr>
+              <w:pStyle w:val="Compact"/>
+            </w:pPr>
+            <w:r>
+              <w:t xml:space="preserve">KN-005</w:t>
+            </w:r>
+          </w:p>
+        </w:tc>
+        <w:tc>
+          <w:tcPr/>
+          <w:p>
+            <w:pPr>
+              <w:pStyle w:val="Compact"/>
+            </w:pPr>
+            <w:r>
+              <w:rPr>
+                <w:rFonts w:hint="eastAsia"/>
+              </w:rPr>
+              <w:t xml:space="preserve">文档中的外部域名为占位</w:t>
+            </w:r>
+          </w:p>
+        </w:tc>
+        <w:tc>
+          <w:tcPr/>
+          <w:p>
+            <w:pPr>
+              <w:pStyle w:val="Compact"/>
+            </w:pPr>
+            <w:r>
+              <w:rPr>
+                <w:rFonts w:hint="eastAsia"/>
+              </w:rPr>
+              <w:t xml:space="preserve">无法直接作为正式入口访问</w:t>
+            </w:r>
+          </w:p>
+        </w:tc>
+        <w:tc>
+          <w:tcPr/>
+          <w:p>
+            <w:pPr>
+              <w:pStyle w:val="Compact"/>
+            </w:pPr>
+            <w:r>
+              <w:rPr>
+                <w:rFonts w:hint="eastAsia"/>
+              </w:rPr>
+              <w:t xml:space="preserve">安装和部署文档统一改为本地地址或占位说明</w:t>
+            </w:r>
+          </w:p>
+        </w:tc>
+      </w:tr>
+    </w:tbl>
+    <w:p>
+      <w:pPr>
+        <w:pStyle w:val="BodyText"/>
+      </w:pPr>
+      <w:r>
+        <w:rPr>
+          <w:rFonts w:hint="eastAsia"/>
+        </w:rPr>
+        <w:t xml:space="preserve">软件操作手册</w:t>
+      </w:r>
+      <w:r>
+        <w:t xml:space="preserve"> </w:t>
+      </w:r>
+      <w:r>
+        <w:rPr>
+          <w:rFonts w:hint="eastAsia"/>
+        </w:rPr>
+        <w:t xml:space="preserve">已按上述边界描述，不包含生产上线承诺。</w:t>
+      </w:r>
+    </w:p>
+    <w:bookmarkEnd w:id="24"/>
+    <w:bookmarkEnd w:id="25"/>
+    <w:bookmarkStart w:id="26" w:name="X973d85eecdb2d3c7c35ff4bb4d228979a02fbb5"/>
+    <w:p>
+      <w:pPr>
+        <w:pStyle w:val="Heading2"/>
+      </w:pPr>
+      <w:r>
+        <w:t xml:space="preserve">6. V1.2 </w:t>
+      </w:r>
+      <w:r>
+        <w:rPr>
+          <w:rFonts w:hint="eastAsia"/>
+        </w:rPr>
+        <w:t xml:space="preserve">操作风险控制</w:t>
+      </w:r>
+    </w:p>
+    <w:tbl>
+      <w:tblPr>
+        <w:tblStyle w:val="Table"/>
+        <w:tblW w:type="auto" w:w="0"/>
+        <w:tblLook w:firstRow="1" w:lastRow="0" w:firstColumn="0" w:lastColumn="0" w:noHBand="0" w:noVBand="0" w:val="0020"/>
+      </w:tblPr>
+      <w:tblGrid>
+        <w:gridCol w:w="2640"/>
+        <w:gridCol w:w="2640"/>
+        <w:gridCol w:w="2640"/>
+      </w:tblGrid>
+      <w:tr>
+        <w:trPr>
+          <w:tblHeader w:val="on"/>
+        </w:trPr>
+        <w:tc>
+          <w:tcPr/>
+          <w:p>
+            <w:pPr>
+              <w:pStyle w:val="Compact"/>
+            </w:pPr>
+            <w:r>
+              <w:rPr>
+                <w:rFonts w:hint="eastAsia"/>
+              </w:rPr>
+              <w:t xml:space="preserve">操作</w:t>
+            </w:r>
+          </w:p>
+        </w:tc>
+        <w:tc>
+          <w:tcPr/>
+          <w:p>
+            <w:pPr>
+              <w:pStyle w:val="Compact"/>
+            </w:pPr>
+            <w:r>
+              <w:rPr>
+                <w:rFonts w:hint="eastAsia"/>
+              </w:rPr>
+              <w:t xml:space="preserve">风险</w:t>
+            </w:r>
+          </w:p>
+        </w:tc>
+        <w:tc>
+          <w:tcPr/>
+          <w:p>
+            <w:pPr>
+              <w:pStyle w:val="Compact"/>
+            </w:pPr>
+            <w:r>
+              <w:rPr>
+                <w:rFonts w:hint="eastAsia"/>
+              </w:rPr>
+              <w:t xml:space="preserve">控制要求</w:t>
+            </w:r>
+          </w:p>
+        </w:tc>
+      </w:tr>
+      <w:tr>
+        <w:tc>
+          <w:tcPr/>
+          <w:p>
+            <w:pPr>
+              <w:pStyle w:val="Compact"/>
+            </w:pPr>
+            <w:r>
+              <w:rPr>
+                <w:rFonts w:hint="eastAsia"/>
+              </w:rPr>
+              <w:t xml:space="preserve">新增知识条目</w:t>
+            </w:r>
+          </w:p>
+        </w:tc>
+        <w:tc>
+          <w:tcPr/>
+          <w:p>
+            <w:pPr>
+              <w:pStyle w:val="Compact"/>
+            </w:pPr>
+            <w:r>
+              <w:rPr>
+                <w:rFonts w:hint="eastAsia"/>
+              </w:rPr>
+              <w:t xml:space="preserve">错误答案影响演示效果</w:t>
+            </w:r>
+          </w:p>
+        </w:tc>
+        <w:tc>
+          <w:tcPr/>
+          <w:p>
+            <w:pPr>
+              <w:pStyle w:val="Compact"/>
+            </w:pPr>
+            <w:r>
+              <w:rPr>
+                <w:rFonts w:hint="eastAsia"/>
+              </w:rPr>
+              <w:t xml:space="preserve">先预览，再保存；保留修改记录</w:t>
+            </w:r>
+          </w:p>
+        </w:tc>
+      </w:tr>
+      <w:tr>
+        <w:tc>
+          <w:tcPr/>
+          <w:p>
+            <w:pPr>
+              <w:pStyle w:val="Compact"/>
+            </w:pPr>
+            <w:r>
+              <w:rPr>
+                <w:rFonts w:hint="eastAsia"/>
+              </w:rPr>
+              <w:t xml:space="preserve">停用知识条目</w:t>
+            </w:r>
+          </w:p>
+        </w:tc>
+        <w:tc>
+          <w:tcPr/>
+          <w:p>
+            <w:pPr>
+              <w:pStyle w:val="Compact"/>
+            </w:pPr>
+            <w:r>
+              <w:rPr>
+                <w:rFonts w:hint="eastAsia"/>
+              </w:rPr>
+              <w:t xml:space="preserve">常见问题无法命中</w:t>
+            </w:r>
+          </w:p>
+        </w:tc>
+        <w:tc>
+          <w:tcPr/>
+          <w:p>
+            <w:pPr>
+              <w:pStyle w:val="Compact"/>
+            </w:pPr>
+            <w:r>
+              <w:rPr>
+                <w:rFonts w:hint="eastAsia"/>
+              </w:rPr>
+              <w:t xml:space="preserve">停用前确认有替代条目</w:t>
+            </w:r>
+          </w:p>
+        </w:tc>
+      </w:tr>
+      <w:tr>
+        <w:tc>
+          <w:tcPr/>
+          <w:p>
+            <w:pPr>
+              <w:pStyle w:val="Compact"/>
+            </w:pPr>
+            <w:r>
+              <w:rPr>
+                <w:rFonts w:hint="eastAsia"/>
+              </w:rPr>
+              <w:t xml:space="preserve">处理未命中</w:t>
+            </w:r>
+          </w:p>
+        </w:tc>
+        <w:tc>
+          <w:tcPr/>
+          <w:p>
+            <w:pPr>
+              <w:pStyle w:val="Compact"/>
+            </w:pPr>
+            <w:r>
+              <w:rPr>
+                <w:rFonts w:hint="eastAsia"/>
+              </w:rPr>
+              <w:t xml:space="preserve">把无关问题纳入知识库</w:t>
+            </w:r>
+          </w:p>
+        </w:tc>
+        <w:tc>
+          <w:tcPr/>
+          <w:p>
+            <w:pPr>
+              <w:pStyle w:val="Compact"/>
+            </w:pPr>
+            <w:r>
+              <w:rPr>
+                <w:rFonts w:hint="eastAsia"/>
+              </w:rPr>
+              <w:t xml:space="preserve">先判断是否属于校务咨询范围</w:t>
+            </w:r>
+          </w:p>
+        </w:tc>
+      </w:tr>
+      <w:tr>
+        <w:tc>
+          <w:tcPr/>
+          <w:p>
+            <w:pPr>
+              <w:pStyle w:val="Compact"/>
+            </w:pPr>
+            <w:r>
+              <w:rPr>
+                <w:rFonts w:hint="eastAsia"/>
+              </w:rPr>
+              <w:t xml:space="preserve">使用管理员账号</w:t>
+            </w:r>
+          </w:p>
+        </w:tc>
+        <w:tc>
+          <w:tcPr/>
+          <w:p>
+            <w:pPr>
+              <w:pStyle w:val="Compact"/>
+            </w:pPr>
+            <w:r>
+              <w:rPr>
+                <w:rFonts w:hint="eastAsia"/>
+              </w:rPr>
+              <w:t xml:space="preserve">误改演示数据</w:t>
+            </w:r>
+          </w:p>
+        </w:tc>
+        <w:tc>
+          <w:tcPr/>
+          <w:p>
+            <w:pPr>
+              <w:pStyle w:val="Compact"/>
+            </w:pPr>
+            <w:r>
+              <w:rPr>
+                <w:rFonts w:hint="eastAsia"/>
+              </w:rPr>
+              <w:t xml:space="preserve">管理员账号仅项目组成员使用</w:t>
+            </w:r>
+          </w:p>
+        </w:tc>
+      </w:tr>
+      <w:tr>
+        <w:tc>
+          <w:tcPr/>
+          <w:p>
+            <w:pPr>
+              <w:pStyle w:val="Compact"/>
+            </w:pPr>
+            <w:r>
+              <w:rPr>
+                <w:rFonts w:hint="eastAsia"/>
+              </w:rPr>
+              <w:t xml:space="preserve">展示成绩样例</w:t>
+            </w:r>
+          </w:p>
+        </w:tc>
+        <w:tc>
+          <w:tcPr/>
+          <w:p>
+            <w:pPr>
+              <w:pStyle w:val="Compact"/>
+            </w:pPr>
+            <w:r>
+              <w:rPr>
+                <w:rFonts w:hint="eastAsia"/>
+              </w:rPr>
+              <w:t xml:space="preserve">被误解为真实数据</w:t>
+            </w:r>
+          </w:p>
+        </w:tc>
+        <w:tc>
+          <w:tcPr/>
+          <w:p>
+            <w:pPr>
+              <w:pStyle w:val="Compact"/>
+            </w:pPr>
+            <w:r>
+              <w:rPr>
+                <w:rFonts w:hint="eastAsia"/>
+              </w:rPr>
+              <w:t xml:space="preserve">操作前说明为模拟数据</w:t>
+            </w:r>
+          </w:p>
+        </w:tc>
+      </w:tr>
+    </w:tbl>
+    <w:bookmarkEnd w:id="26"/>
+    <w:bookmarkStart w:id="27" w:name="Xf81ba0fa6244909a15a91a47573043fb741ca57"/>
+    <w:p>
+      <w:pPr>
+        <w:pStyle w:val="Heading2"/>
+      </w:pPr>
+      <w:r>
+        <w:t xml:space="preserve">7. V1.2 </w:t>
+      </w:r>
+      <w:r>
+        <w:rPr>
+          <w:rFonts w:hint="eastAsia"/>
+        </w:rPr>
+        <w:t xml:space="preserve">已知操作限制</w:t>
+      </w:r>
+    </w:p>
+    <w:p>
+      <w:pPr>
+        <w:pStyle w:val="Compact"/>
+        <w:numPr>
+          <w:ilvl w:val="0"/>
+          <w:numId w:val="1003"/>
+        </w:numPr>
+      </w:pPr>
+      <w:r>
+        <w:rPr>
+          <w:rFonts w:hint="eastAsia"/>
+        </w:rPr>
+        <w:t xml:space="preserve">多轮对话上下文能力有限，复杂追问可能需要重新说明主题。</w:t>
+      </w:r>
+    </w:p>
+    <w:p>
+      <w:pPr>
+        <w:pStyle w:val="Compact"/>
+        <w:numPr>
+          <w:ilvl w:val="0"/>
+          <w:numId w:val="1003"/>
+        </w:numPr>
+      </w:pPr>
+      <w:r>
+        <w:rPr>
+          <w:rFonts w:hint="eastAsia"/>
+        </w:rPr>
+        <w:t xml:space="preserve">关键词命中依赖知识库维护质量，冷门问法可能返回兜底回复。</w:t>
+      </w:r>
+    </w:p>
+    <w:p>
+      <w:pPr>
+        <w:pStyle w:val="Compact"/>
+        <w:numPr>
+          <w:ilvl w:val="0"/>
+          <w:numId w:val="1003"/>
+        </w:numPr>
+      </w:pPr>
+      <w:r>
+        <w:rPr>
+          <w:rFonts w:hint="eastAsia"/>
+        </w:rPr>
+        <w:t xml:space="preserve">管理后台统计为样例数据或演示运行数据，不代表学校真实运营情况。</w:t>
+      </w:r>
+    </w:p>
+    <w:p>
+      <w:pPr>
+        <w:pStyle w:val="Compact"/>
+        <w:numPr>
+          <w:ilvl w:val="0"/>
+          <w:numId w:val="1003"/>
+        </w:numPr>
+      </w:pPr>
+      <w:r>
+        <w:rPr>
+          <w:rFonts w:hint="eastAsia"/>
+        </w:rPr>
+        <w:t xml:space="preserve">家长授权、访客个性化推荐、微信小程序语音输入均不纳入</w:t>
+      </w:r>
+      <w:r>
+        <w:t xml:space="preserve"> V1.3 </w:t>
+      </w:r>
+      <w:r>
+        <w:rPr>
+          <w:rFonts w:hint="eastAsia"/>
+        </w:rPr>
+        <w:t xml:space="preserve">操作验收。</w:t>
+      </w:r>
+    </w:p>
+    <w:bookmarkEnd w:id="27"/>
+    <w:bookmarkEnd w:id="28"/>
     <w:sectPr>
       <w:footnotePr>
         <w:numRestart w:val="eachSect"/>
@@ -2472,6 +3593,36 @@
     </w:lvlOverride>
   </w:num>
   <w:num w:numId="1002">
+    <w:abstractNumId w:val="99411"/>
+    <w:lvlOverride w:ilvl="0">
+      <w:startOverride w:val="1"/>
+    </w:lvlOverride>
+    <w:lvlOverride w:ilvl="1">
+      <w:startOverride w:val="1"/>
+    </w:lvlOverride>
+    <w:lvlOverride w:ilvl="2">
+      <w:startOverride w:val="1"/>
+    </w:lvlOverride>
+    <w:lvlOverride w:ilvl="3">
+      <w:startOverride w:val="1"/>
+    </w:lvlOverride>
+    <w:lvlOverride w:ilvl="4">
+      <w:startOverride w:val="1"/>
+    </w:lvlOverride>
+    <w:lvlOverride w:ilvl="5">
+      <w:startOverride w:val="1"/>
+    </w:lvlOverride>
+    <w:lvlOverride w:ilvl="6">
+      <w:startOverride w:val="1"/>
+    </w:lvlOverride>
+    <w:lvlOverride w:ilvl="7">
+      <w:startOverride w:val="1"/>
+    </w:lvlOverride>
+    <w:lvlOverride w:ilvl="8">
+      <w:startOverride w:val="1"/>
+    </w:lvlOverride>
+  </w:num>
+  <w:num w:numId="1003">
     <w:abstractNumId w:val="99411"/>
     <w:lvlOverride w:ilvl="0">
       <w:startOverride w:val="1"/>

--- a/14-发布运维与用户手册/软件操作手册(SOM).docx
+++ b/14-发布运维与用户手册/软件操作手册(SOM).docx
@@ -13,10 +13,10 @@
         <w:t xml:space="preserve">软件操作手册(SOM)</w:t>
       </w:r>
       <w:r>
-        <w:t xml:space="preserve"> V1.2</w:t>
-      </w:r>
-    </w:p>
-    <w:bookmarkStart w:id="28" w:name="软件操作手册som---校务问答机器人"/>
+        <w:t xml:space="preserve"> V1.3</w:t>
+      </w:r>
+    </w:p>
+    <w:bookmarkStart w:id="32" w:name="软件操作手册som---校务问答机器人"/>
     <w:p>
       <w:pPr>
         <w:pStyle w:val="Heading1"/>
@@ -132,7 +132,7 @@
               <w:pStyle w:val="Compact"/>
             </w:pPr>
             <w:r>
-              <w:t xml:space="preserve">SRA2026-SOM-V1.2</w:t>
+              <w:t xml:space="preserve">SRA2026-SOM-V1.3</w:t>
             </w:r>
           </w:p>
         </w:tc>
@@ -219,7 +219,7 @@
               <w:pStyle w:val="Compact"/>
             </w:pPr>
             <w:r>
-              <w:t xml:space="preserve">V1.2</w:t>
+              <w:t xml:space="preserve">V1.3</w:t>
             </w:r>
           </w:p>
         </w:tc>
@@ -246,7 +246,7 @@
               <w:pStyle w:val="Compact"/>
             </w:pPr>
             <w:r>
-              <w:t xml:space="preserve">2026-05-28</w:t>
+              <w:t xml:space="preserve">2026-05-30</w:t>
             </w:r>
           </w:p>
         </w:tc>
@@ -276,7 +276,7 @@
               <w:rPr>
                 <w:rFonts w:hint="eastAsia"/>
               </w:rPr>
-              <w:t xml:space="preserve">运维安全补充</w:t>
+              <w:t xml:space="preserve">最终交付</w:t>
             </w:r>
           </w:p>
         </w:tc>
@@ -303,7 +303,7 @@
               <w:pStyle w:val="Compact"/>
             </w:pPr>
             <w:r>
-              <w:t xml:space="preserve">SRA2026-REQ-PROTOTYPE-V1.2</w:t>
+              <w:t xml:space="preserve">SRA2026-REQ-PROTOTYPE-V1.3</w:t>
             </w:r>
           </w:p>
         </w:tc>
@@ -467,7 +467,7 @@
         <w:rPr>
           <w:rFonts w:hint="eastAsia"/>
         </w:rPr>
-        <w:t xml:space="preserve">补充运维、安全、备份、已知问题和受限能力说明。</w:t>
+        <w:t xml:space="preserve">形成课程需求工程最终交付副本，固化验收、限制和移交说明。</w:t>
       </w:r>
     </w:p>
     <w:bookmarkEnd w:id="9"/>
@@ -756,6 +756,58 @@
           </w:p>
         </w:tc>
       </w:tr>
+      <w:tr>
+        <w:tc>
+          <w:tcPr/>
+          <w:p>
+            <w:pPr>
+              <w:pStyle w:val="Compact"/>
+            </w:pPr>
+            <w:r>
+              <w:t xml:space="preserve">V1.3</w:t>
+            </w:r>
+          </w:p>
+        </w:tc>
+        <w:tc>
+          <w:tcPr/>
+          <w:p>
+            <w:pPr>
+              <w:pStyle w:val="Compact"/>
+            </w:pPr>
+            <w:r>
+              <w:t xml:space="preserve">2026-05-30</w:t>
+            </w:r>
+          </w:p>
+        </w:tc>
+        <w:tc>
+          <w:tcPr/>
+          <w:p>
+            <w:pPr>
+              <w:pStyle w:val="Compact"/>
+            </w:pPr>
+            <w:r>
+              <w:rPr>
+                <w:rFonts w:hint="eastAsia"/>
+              </w:rPr>
+              <w:t xml:space="preserve">最终交付</w:t>
+            </w:r>
+          </w:p>
+        </w:tc>
+        <w:tc>
+          <w:tcPr/>
+          <w:p>
+            <w:pPr>
+              <w:pStyle w:val="Compact"/>
+            </w:pPr>
+            <w:r>
+              <w:rPr>
+                <w:rFonts w:hint="eastAsia"/>
+              </w:rPr>
+              <w:t xml:space="preserve">形成课程需求工程最终交付副本，固化验收、限制和移交说明。</w:t>
+            </w:r>
+          </w:p>
+        </w:tc>
+      </w:tr>
     </w:tbl>
     <w:bookmarkEnd w:id="11"/>
     <w:bookmarkStart w:id="12" w:name="Xadc22e3c91b4e76814645c9b0c6a35d7e5be0d3"/>
@@ -3363,7 +3415,428 @@
       </w:r>
     </w:p>
     <w:bookmarkEnd w:id="27"/>
+    <w:bookmarkStart w:id="30" w:name="Xcfe1c5d4f54fada484411468498a3e6b44635ce"/>
+    <w:p>
+      <w:pPr>
+        <w:pStyle w:val="Heading2"/>
+      </w:pPr>
+      <w:r>
+        <w:t xml:space="preserve">8. V1.3 </w:t>
+      </w:r>
+      <w:r>
+        <w:rPr>
+          <w:rFonts w:hint="eastAsia"/>
+        </w:rPr>
+        <w:t xml:space="preserve">最终操作流程</w:t>
+      </w:r>
+    </w:p>
+    <w:bookmarkStart w:id="28" w:name="X5a29f8a7b518ea56fbe6a0f1502c15b8347aade"/>
+    <w:p>
+      <w:pPr>
+        <w:pStyle w:val="Heading3"/>
+      </w:pPr>
+      <w:r>
+        <w:t xml:space="preserve">8.1 </w:t>
+      </w:r>
+      <w:r>
+        <w:rPr>
+          <w:rFonts w:hint="eastAsia"/>
+        </w:rPr>
+        <w:t xml:space="preserve">评审演示建议顺序</w:t>
+      </w:r>
+    </w:p>
+    <w:p>
+      <w:pPr>
+        <w:pStyle w:val="Compact"/>
+        <w:numPr>
+          <w:ilvl w:val="0"/>
+          <w:numId w:val="1004"/>
+        </w:numPr>
+      </w:pPr>
+      <w:r>
+        <w:rPr>
+          <w:rFonts w:hint="eastAsia"/>
+        </w:rPr>
+        <w:t xml:space="preserve">使用学生账号展示问答、课表、考试、成绩样例。</w:t>
+      </w:r>
+    </w:p>
+    <w:p>
+      <w:pPr>
+        <w:pStyle w:val="Compact"/>
+        <w:numPr>
+          <w:ilvl w:val="0"/>
+          <w:numId w:val="1004"/>
+        </w:numPr>
+      </w:pPr>
+      <w:r>
+        <w:rPr>
+          <w:rFonts w:hint="eastAsia"/>
+        </w:rPr>
+        <w:t xml:space="preserve">使用教师或辅导员账号展示角色化查询差异。</w:t>
+      </w:r>
+    </w:p>
+    <w:p>
+      <w:pPr>
+        <w:pStyle w:val="Compact"/>
+        <w:numPr>
+          <w:ilvl w:val="0"/>
+          <w:numId w:val="1004"/>
+        </w:numPr>
+      </w:pPr>
+      <w:r>
+        <w:rPr>
+          <w:rFonts w:hint="eastAsia"/>
+        </w:rPr>
+        <w:t xml:space="preserve">使用访客模式展示公开知识查询和个人数据拦截。</w:t>
+      </w:r>
+    </w:p>
+    <w:p>
+      <w:pPr>
+        <w:pStyle w:val="Compact"/>
+        <w:numPr>
+          <w:ilvl w:val="0"/>
+          <w:numId w:val="1004"/>
+        </w:numPr>
+      </w:pPr>
+      <w:r>
+        <w:rPr>
+          <w:rFonts w:hint="eastAsia"/>
+        </w:rPr>
+        <w:t xml:space="preserve">使用管理员账号新增知识条目。</w:t>
+      </w:r>
+    </w:p>
+    <w:p>
+      <w:pPr>
+        <w:pStyle w:val="Compact"/>
+        <w:numPr>
+          <w:ilvl w:val="0"/>
+          <w:numId w:val="1004"/>
+        </w:numPr>
+      </w:pPr>
+      <w:r>
+        <w:rPr>
+          <w:rFonts w:hint="eastAsia"/>
+        </w:rPr>
+        <w:t xml:space="preserve">使用用户端再次提问，验证新增条目可命中。</w:t>
+      </w:r>
+    </w:p>
+    <w:p>
+      <w:pPr>
+        <w:pStyle w:val="Compact"/>
+        <w:numPr>
+          <w:ilvl w:val="0"/>
+          <w:numId w:val="1004"/>
+        </w:numPr>
+      </w:pPr>
+      <w:r>
+        <w:rPr>
+          <w:rFonts w:hint="eastAsia"/>
+        </w:rPr>
+        <w:t xml:space="preserve">在管理端查看未命中问题和反馈样例。</w:t>
+      </w:r>
+    </w:p>
     <w:bookmarkEnd w:id="28"/>
+    <w:bookmarkStart w:id="29" w:name="Xd0f6f1b931c07542509e0d21cbefaef97beac29"/>
+    <w:p>
+      <w:pPr>
+        <w:pStyle w:val="Heading3"/>
+      </w:pPr>
+      <w:r>
+        <w:t xml:space="preserve">8.2 </w:t>
+      </w:r>
+      <w:r>
+        <w:rPr>
+          <w:rFonts w:hint="eastAsia"/>
+        </w:rPr>
+        <w:t xml:space="preserve">交付后维护建议</w:t>
+      </w:r>
+    </w:p>
+    <w:p>
+      <w:pPr>
+        <w:pStyle w:val="FirstParagraph"/>
+      </w:pPr>
+      <w:r>
+        <w:rPr>
+          <w:rFonts w:hint="eastAsia"/>
+        </w:rPr>
+        <w:t xml:space="preserve">课程交付后，如继续迭代，应优先维护知识库分类、同义词、未命中问题归并和角色权限测试。涉及真实系统接入前，需要重新编写正式用户操作规程。</w:t>
+      </w:r>
+    </w:p>
+    <w:bookmarkEnd w:id="29"/>
+    <w:bookmarkEnd w:id="30"/>
+    <w:bookmarkStart w:id="31" w:name="v13-最终交付确认"/>
+    <w:p>
+      <w:pPr>
+        <w:pStyle w:val="Heading2"/>
+      </w:pPr>
+      <w:r>
+        <w:t xml:space="preserve">V1.3 </w:t>
+      </w:r>
+      <w:r>
+        <w:rPr>
+          <w:rFonts w:hint="eastAsia"/>
+        </w:rPr>
+        <w:t xml:space="preserve">最终交付确认</w:t>
+      </w:r>
+    </w:p>
+    <w:tbl>
+      <w:tblPr>
+        <w:tblStyle w:val="Table"/>
+        <w:tblW w:type="auto" w:w="0"/>
+        <w:tblLook w:firstRow="1" w:lastRow="0" w:firstColumn="0" w:lastColumn="0" w:noHBand="0" w:noVBand="0" w:val="0020"/>
+      </w:tblPr>
+      <w:tblGrid>
+        <w:gridCol w:w="3960"/>
+        <w:gridCol w:w="3960"/>
+      </w:tblGrid>
+      <w:tr>
+        <w:trPr>
+          <w:tblHeader w:val="on"/>
+        </w:trPr>
+        <w:tc>
+          <w:tcPr/>
+          <w:p>
+            <w:pPr>
+              <w:pStyle w:val="Compact"/>
+            </w:pPr>
+            <w:r>
+              <w:rPr>
+                <w:rFonts w:hint="eastAsia"/>
+              </w:rPr>
+              <w:t xml:space="preserve">检查项</w:t>
+            </w:r>
+          </w:p>
+        </w:tc>
+        <w:tc>
+          <w:tcPr/>
+          <w:p>
+            <w:pPr>
+              <w:pStyle w:val="Compact"/>
+            </w:pPr>
+            <w:r>
+              <w:rPr>
+                <w:rFonts w:hint="eastAsia"/>
+              </w:rPr>
+              <w:t xml:space="preserve">结果</w:t>
+            </w:r>
+          </w:p>
+        </w:tc>
+      </w:tr>
+      <w:tr>
+        <w:tc>
+          <w:tcPr/>
+          <w:p>
+            <w:pPr>
+              <w:pStyle w:val="Compact"/>
+            </w:pPr>
+            <w:r>
+              <w:rPr>
+                <w:rFonts w:hint="eastAsia"/>
+              </w:rPr>
+              <w:t xml:space="preserve">统一元信息已补齐</w:t>
+            </w:r>
+          </w:p>
+        </w:tc>
+        <w:tc>
+          <w:tcPr/>
+          <w:p>
+            <w:pPr>
+              <w:pStyle w:val="Compact"/>
+            </w:pPr>
+            <w:r>
+              <w:rPr>
+                <w:rFonts w:hint="eastAsia"/>
+              </w:rPr>
+              <w:t xml:space="preserve">通过</w:t>
+            </w:r>
+          </w:p>
+        </w:tc>
+      </w:tr>
+      <w:tr>
+        <w:tc>
+          <w:tcPr/>
+          <w:p>
+            <w:pPr>
+              <w:pStyle w:val="Compact"/>
+            </w:pPr>
+            <w:r>
+              <w:t xml:space="preserve">V1.0 </w:t>
+            </w:r>
+            <w:r>
+              <w:rPr>
+                <w:rFonts w:hint="eastAsia"/>
+              </w:rPr>
+              <w:t xml:space="preserve">至</w:t>
+            </w:r>
+            <w:r>
+              <w:t xml:space="preserve"> V1.3 </w:t>
+            </w:r>
+            <w:r>
+              <w:rPr>
+                <w:rFonts w:hint="eastAsia"/>
+              </w:rPr>
+              <w:t xml:space="preserve">版本链连续</w:t>
+            </w:r>
+          </w:p>
+        </w:tc>
+        <w:tc>
+          <w:tcPr/>
+          <w:p>
+            <w:pPr>
+              <w:pStyle w:val="Compact"/>
+            </w:pPr>
+            <w:r>
+              <w:rPr>
+                <w:rFonts w:hint="eastAsia"/>
+              </w:rPr>
+              <w:t xml:space="preserve">通过</w:t>
+            </w:r>
+          </w:p>
+        </w:tc>
+      </w:tr>
+      <w:tr>
+        <w:tc>
+          <w:tcPr/>
+          <w:p>
+            <w:pPr>
+              <w:pStyle w:val="Compact"/>
+            </w:pPr>
+            <w:r>
+              <w:rPr>
+                <w:rFonts w:hint="eastAsia"/>
+              </w:rPr>
+              <w:t xml:space="preserve">课程原型/需求工程交付范围已声明</w:t>
+            </w:r>
+          </w:p>
+        </w:tc>
+        <w:tc>
+          <w:tcPr/>
+          <w:p>
+            <w:pPr>
+              <w:pStyle w:val="Compact"/>
+            </w:pPr>
+            <w:r>
+              <w:rPr>
+                <w:rFonts w:hint="eastAsia"/>
+              </w:rPr>
+              <w:t xml:space="preserve">通过</w:t>
+            </w:r>
+          </w:p>
+        </w:tc>
+      </w:tr>
+      <w:tr>
+        <w:tc>
+          <w:tcPr/>
+          <w:p>
+            <w:pPr>
+              <w:pStyle w:val="Compact"/>
+            </w:pPr>
+            <w:r>
+              <w:rPr>
+                <w:rFonts w:hint="eastAsia"/>
+              </w:rPr>
+              <w:t xml:space="preserve">生产上线、7x24、等保、真实接口等夸大表述已收敛</w:t>
+            </w:r>
+          </w:p>
+        </w:tc>
+        <w:tc>
+          <w:tcPr/>
+          <w:p>
+            <w:pPr>
+              <w:pStyle w:val="Compact"/>
+            </w:pPr>
+            <w:r>
+              <w:rPr>
+                <w:rFonts w:hint="eastAsia"/>
+              </w:rPr>
+              <w:t xml:space="preserve">通过</w:t>
+            </w:r>
+          </w:p>
+        </w:tc>
+      </w:tr>
+      <w:tr>
+        <w:tc>
+          <w:tcPr/>
+          <w:p>
+            <w:pPr>
+              <w:pStyle w:val="Compact"/>
+            </w:pPr>
+            <w:r>
+              <w:rPr>
+                <w:rFonts w:hint="eastAsia"/>
+              </w:rPr>
+              <w:t xml:space="preserve">家长/访客能力已标记为延后或受限</w:t>
+            </w:r>
+          </w:p>
+        </w:tc>
+        <w:tc>
+          <w:tcPr/>
+          <w:p>
+            <w:pPr>
+              <w:pStyle w:val="Compact"/>
+            </w:pPr>
+            <w:r>
+              <w:rPr>
+                <w:rFonts w:hint="eastAsia"/>
+              </w:rPr>
+              <w:t xml:space="preserve">通过</w:t>
+            </w:r>
+          </w:p>
+        </w:tc>
+      </w:tr>
+      <w:tr>
+        <w:tc>
+          <w:tcPr/>
+          <w:p>
+            <w:pPr>
+              <w:pStyle w:val="Compact"/>
+            </w:pPr>
+            <w:r>
+              <w:rPr>
+                <w:rFonts w:hint="eastAsia"/>
+              </w:rPr>
+              <w:t xml:space="preserve">运维、安全、已知问题和最终移交说明已补充</w:t>
+            </w:r>
+          </w:p>
+        </w:tc>
+        <w:tc>
+          <w:tcPr/>
+          <w:p>
+            <w:pPr>
+              <w:pStyle w:val="Compact"/>
+            </w:pPr>
+            <w:r>
+              <w:rPr>
+                <w:rFonts w:hint="eastAsia"/>
+              </w:rPr>
+              <w:t xml:space="preserve">通过</w:t>
+            </w:r>
+          </w:p>
+        </w:tc>
+      </w:tr>
+    </w:tbl>
+    <w:p>
+      <w:pPr>
+        <w:pStyle w:val="BodyText"/>
+      </w:pPr>
+      <w:r>
+        <w:rPr>
+          <w:rFonts w:hint="eastAsia"/>
+        </w:rPr>
+        <w:t xml:space="preserve">《软件操作手册(SOM)》V1.3</w:t>
+      </w:r>
+      <w:r>
+        <w:t xml:space="preserve"> </w:t>
+      </w:r>
+      <w:r>
+        <w:rPr>
+          <w:rFonts w:hint="eastAsia"/>
+        </w:rPr>
+        <w:t xml:space="preserve">为最终交付副本。不带版本号的同名正式文件与本版本内容一致，用于课程归档和评审查阅。</w:t>
+      </w:r>
+    </w:p>
+    <w:bookmarkEnd w:id="31"/>
+    <w:bookmarkEnd w:id="32"/>
     <w:sectPr>
       <w:footnotePr>
         <w:numRestart w:val="eachSect"/>
@@ -3623,6 +4096,36 @@
     </w:lvlOverride>
   </w:num>
   <w:num w:numId="1003">
+    <w:abstractNumId w:val="99411"/>
+    <w:lvlOverride w:ilvl="0">
+      <w:startOverride w:val="1"/>
+    </w:lvlOverride>
+    <w:lvlOverride w:ilvl="1">
+      <w:startOverride w:val="1"/>
+    </w:lvlOverride>
+    <w:lvlOverride w:ilvl="2">
+      <w:startOverride w:val="1"/>
+    </w:lvlOverride>
+    <w:lvlOverride w:ilvl="3">
+      <w:startOverride w:val="1"/>
+    </w:lvlOverride>
+    <w:lvlOverride w:ilvl="4">
+      <w:startOverride w:val="1"/>
+    </w:lvlOverride>
+    <w:lvlOverride w:ilvl="5">
+      <w:startOverride w:val="1"/>
+    </w:lvlOverride>
+    <w:lvlOverride w:ilvl="6">
+      <w:startOverride w:val="1"/>
+    </w:lvlOverride>
+    <w:lvlOverride w:ilvl="7">
+      <w:startOverride w:val="1"/>
+    </w:lvlOverride>
+    <w:lvlOverride w:ilvl="8">
+      <w:startOverride w:val="1"/>
+    </w:lvlOverride>
+  </w:num>
+  <w:num w:numId="1004">
     <w:abstractNumId w:val="99411"/>
     <w:lvlOverride w:ilvl="0">
       <w:startOverride w:val="1"/>

--- a/14-发布运维与用户手册/软件操作手册(SOM).docx
+++ b/14-发布运维与用户手册/软件操作手册(SOM).docx
@@ -4,7 +4,211 @@
   <w:body>
     <w:p>
       <w:pPr>
-        <w:pStyle w:val="Title"/>
+        <w:spacing w:before="0" w:after="360"/>
+        <w:jc w:val="center"/>
+      </w:pPr>
+      <w:r>
+        <w:rPr>
+          <w:rFonts w:ascii="宋体" w:hAnsi="宋体" w:eastAsia="宋体"/>
+          <w:b w:val="0"/>
+          <w:sz w:val="16"/>
+        </w:rPr>
+      </w:r>
+    </w:p>
+    <w:p>
+      <w:pPr>
+        <w:spacing w:before="0" w:after="160"/>
+        <w:jc w:val="center"/>
+      </w:pPr>
+      <w:r>
+        <w:rPr>
+          <w:rFonts w:ascii="宋体" w:hAnsi="宋体" w:eastAsia="宋体"/>
+          <w:b/>
+          <w:sz w:val="48"/>
+        </w:rPr>
+        <w:t>校务问答机器人</w:t>
+      </w:r>
+    </w:p>
+    <w:p>
+      <w:pPr>
+        <w:spacing w:before="0" w:after="360"/>
+        <w:jc w:val="center"/>
+      </w:pPr>
+      <w:r>
+        <w:rPr>
+          <w:rFonts w:ascii="宋体" w:hAnsi="宋体" w:eastAsia="宋体"/>
+          <w:b/>
+          <w:sz w:val="40"/>
+        </w:rPr>
+        <w:t>软件操作手册(SOM)</w:t>
+      </w:r>
+    </w:p>
+    <w:p>
+      <w:pPr>
+        <w:spacing w:after="480"/>
+        <w:jc w:val="center"/>
+      </w:pPr>
+      <w:r>
+        <w:drawing>
+          <wp:inline>
+            <wp:extent cx="1143000" cy="953011"/>
+            <wp:docPr id="2" name="Picture 2"/>
+            <wp:cNvGraphicFramePr>
+              <a:graphicFrameLocks noChangeAspect="1"/>
+            </wp:cNvGraphicFramePr>
+            <a:graphic>
+              <a:graphicData uri="http://schemas.openxmlformats.org/drawingml/2006/picture">
+                <pic:pic>
+                  <pic:nvPicPr>
+                    <pic:cNvPr id="0" name="image.png"/>
+                    <pic:cNvPicPr/>
+                  </pic:nvPicPr>
+                  <pic:blipFill>
+                    <a:blip r:embed="rId9"/>
+                    <a:stretch>
+                      <a:fillRect/>
+                    </a:stretch>
+                  </pic:blipFill>
+                  <pic:spPr>
+                    <a:xfrm>
+                      <a:off x="0" y="0"/>
+                      <a:ext cx="1143000" cy="953011"/>
+                    </a:xfrm>
+                    <a:prstGeom prst="rect"/>
+                  </pic:spPr>
+                </pic:pic>
+              </a:graphicData>
+            </a:graphic>
+          </wp:inline>
+        </w:drawing>
+      </w:r>
+    </w:p>
+    <w:p>
+      <w:pPr>
+        <w:spacing w:before="0" w:after="80"/>
+        <w:jc w:val="center"/>
+      </w:pPr>
+      <w:r>
+        <w:rPr>
+          <w:rFonts w:ascii="宋体" w:hAnsi="宋体" w:eastAsia="宋体"/>
+          <w:b w:val="0"/>
+          <w:sz w:val="24"/>
+        </w:rPr>
+        <w:t>项目名称：智慧校园助手（SRA2026）校务问答机器人</w:t>
+      </w:r>
+    </w:p>
+    <w:p>
+      <w:pPr>
+        <w:spacing w:before="0" w:after="80"/>
+        <w:jc w:val="center"/>
+      </w:pPr>
+      <w:r>
+        <w:rPr>
+          <w:rFonts w:ascii="宋体" w:hAnsi="宋体" w:eastAsia="宋体"/>
+          <w:b w:val="0"/>
+          <w:sz w:val="24"/>
+        </w:rPr>
+        <w:t>文档编号：SRA2026-SOM-V1.3</w:t>
+      </w:r>
+    </w:p>
+    <w:p>
+      <w:pPr>
+        <w:spacing w:before="0" w:after="80"/>
+        <w:jc w:val="center"/>
+      </w:pPr>
+      <w:r>
+        <w:rPr>
+          <w:rFonts w:ascii="宋体" w:hAnsi="宋体" w:eastAsia="宋体"/>
+          <w:b w:val="0"/>
+          <w:sz w:val="24"/>
+        </w:rPr>
+        <w:t>版本：V1.3</w:t>
+      </w:r>
+    </w:p>
+    <w:p>
+      <w:pPr>
+        <w:spacing w:before="0" w:after="80"/>
+        <w:jc w:val="center"/>
+      </w:pPr>
+      <w:r>
+        <w:rPr>
+          <w:rFonts w:ascii="宋体" w:hAnsi="宋体" w:eastAsia="宋体"/>
+          <w:b w:val="0"/>
+          <w:sz w:val="24"/>
+        </w:rPr>
+        <w:t>状态：基线定稿</w:t>
+      </w:r>
+    </w:p>
+    <w:p>
+      <w:pPr>
+        <w:spacing w:before="0" w:after="80"/>
+        <w:jc w:val="center"/>
+      </w:pPr>
+      <w:r>
+        <w:rPr>
+          <w:rFonts w:ascii="宋体" w:hAnsi="宋体" w:eastAsia="宋体"/>
+          <w:b w:val="0"/>
+          <w:sz w:val="24"/>
+        </w:rPr>
+        <w:t>编制日期：2026年5月30日</w:t>
+      </w:r>
+    </w:p>
+    <w:p>
+      <w:pPr>
+        <w:spacing w:before="0" w:after="80"/>
+        <w:jc w:val="center"/>
+      </w:pPr>
+      <w:r>
+        <w:rPr>
+          <w:rFonts w:ascii="宋体" w:hAnsi="宋体" w:eastAsia="宋体"/>
+          <w:b w:val="0"/>
+          <w:sz w:val="24"/>
+        </w:rPr>
+        <w:t>编制团队：SRA2026-G10 项目组</w:t>
+      </w:r>
+    </w:p>
+    <w:p>
+      <w:pPr>
+        <w:spacing w:before="0" w:after="0"/>
+        <w:jc w:val="center"/>
+      </w:pPr>
+      <w:r>
+        <w:rPr>
+          <w:rFonts w:ascii="宋体" w:hAnsi="宋体" w:eastAsia="宋体"/>
+          <w:b w:val="0"/>
+          <w:color w:val="666666"/>
+          <w:sz w:val="21"/>
+        </w:rPr>
+        <w:t>适用范围：软件需求工程课程项目交付文档</w:t>
+      </w:r>
+    </w:p>
+    <w:p>
+      <w:pPr>
+        <w:spacing w:before="480" w:after="0"/>
+        <w:jc w:val="center"/>
+      </w:pPr>
+      <w:r>
+        <w:rPr>
+          <w:rFonts w:ascii="宋体" w:hAnsi="宋体" w:eastAsia="宋体"/>
+          <w:b w:val="0"/>
+          <w:color w:val="666666"/>
+          <w:sz w:val="18"/>
+        </w:rPr>
+        <w:t>依据：SRS、RG、UG、UC、PT、设计、测试、评审与配置管理基线材料</w:t>
+      </w:r>
+    </w:p>
+    <w:p>
+      <w:pPr>
+        <w:spacing w:after="0"/>
+      </w:pPr>
+      <w:r>
+        <w:br w:type="page"/>
+      </w:r>
+    </w:p>
+    <w:bookmarkStart w:id="32" w:name="软件操作手册som---校务问答机器人"/>
+    <w:p>
+      <w:pPr>
+        <w:pStyle w:val="Heading1"/>
       </w:pPr>
       <w:r>
         <w:rPr>
@@ -13,21 +217,6 @@
         <w:t xml:space="preserve">软件操作手册(SOM)</w:t>
       </w:r>
       <w:r>
-        <w:t xml:space="preserve"> V1.3</w:t>
-      </w:r>
-    </w:p>
-    <w:bookmarkStart w:id="32" w:name="软件操作手册som---校务问答机器人"/>
-    <w:p>
-      <w:pPr>
-        <w:pStyle w:val="Heading1"/>
-      </w:pPr>
-      <w:r>
-        <w:rPr>
-          <w:rFonts w:hint="eastAsia"/>
-        </w:rPr>
-        <w:t xml:space="preserve">软件操作手册(SOM)</w:t>
-      </w:r>
-      <w:r>
         <w:t xml:space="preserve"> - </w:t>
       </w:r>
       <w:r>
@@ -37,6 +226,675 @@
         <w:t xml:space="preserve">校务问答机器人</w:t>
       </w:r>
     </w:p>
+    <w:bookmarkStart w:id="9" w:name="版本定位"/>
+    <w:p>
+      <w:pPr>
+        <w:pStyle w:val="FirstParagraph"/>
+      </w:pPr>
+      <w:r>
+        <w:rPr>
+          <w:rFonts w:hint="eastAsia"/>
+        </w:rPr>
+        <w:t xml:space="preserve">形成课程需求工程最终交付副本，固化验收、限制和移交说明。</w:t>
+      </w:r>
+    </w:p>
+    <w:bookmarkEnd w:id="9"/>
+    <w:bookmarkStart w:id="10" w:name="统一范围声明"/>
+    <w:p>
+      <w:pPr>
+        <w:pStyle w:val="FirstParagraph"/>
+      </w:pPr>
+      <w:r>
+        <w:rPr>
+          <w:rFonts w:hint="eastAsia"/>
+        </w:rPr>
+        <w:t xml:space="preserve">本文档服务于《软件需求分析原理与实践》课程原型与需求工程交付。系统以本地演示环境、课堂评审环境或受控校内测试环境为边界，不声明已经生产上线，不承诺正式</w:t>
+      </w:r>
+      <w:r>
+        <w:t xml:space="preserve"> SLA、7x24 </w:t>
+      </w:r>
+      <w:r>
+        <w:rPr>
+          <w:rFonts w:hint="eastAsia"/>
+        </w:rPr>
+        <w:t xml:space="preserve">服务、等保测评通过、真实教务系统对接或真实个人数据处理能力。</w:t>
+      </w:r>
+    </w:p>
+    <w:p>
+      <w:pPr>
+        <w:pStyle w:val="BodyText"/>
+      </w:pPr>
+      <w:r>
+        <w:rPr>
+          <w:rFonts w:hint="eastAsia"/>
+        </w:rPr>
+        <w:t xml:space="preserve">文档中的域名、账号、外部系统、联系方式和数据均为演示或占位。若未来进入学校正式建设流程，需要重新完成立项审批、安全评估、数据授权、接口联调、运维接管和上线验收。</w:t>
+      </w:r>
+    </w:p>
+    <w:bookmarkEnd w:id="10"/>
+    <w:bookmarkStart w:id="11" w:name="版本演进记录"/>
+    <w:bookmarkEnd w:id="11"/>
+    <w:bookmarkStart w:id="12" w:name="Xadc22e3c91b4e76814645c9b0c6a35d7e5be0d3"/>
+    <w:p>
+      <w:pPr>
+        <w:pStyle w:val="FirstParagraph"/>
+      </w:pPr>
+      <w:r>
+        <w:rPr>
+          <w:rFonts w:hint="eastAsia"/>
+        </w:rPr>
+        <w:t xml:space="preserve">本手册说明校务问答机器人课程原型的业务操作方法，重点覆盖用户问答、知识库维护、未命中问题处理、反馈查看和统计样例。本文不是生产运维手册，服务器部署与环境维护参见《部署运维指南(DG)》。</w:t>
+      </w:r>
+    </w:p>
+    <w:bookmarkEnd w:id="12"/>
+    <w:bookmarkStart w:id="13" w:name="Xffb6753e9afc972dbecbeb5c71dfc88c1031f7c"/>
+    <w:bookmarkEnd w:id="13"/>
+    <w:bookmarkStart w:id="15" w:name="Xc5742d2f3a6b14a014b46ed3886d2c2b3606e3a"/>
+    <w:p>
+      <w:pPr>
+        <w:pStyle w:val="Compact"/>
+        <w:numPr>
+          <w:ilvl w:val="0"/>
+          <w:numId w:val="1001"/>
+        </w:numPr>
+      </w:pPr>
+      <w:r>
+        <w:rPr>
+          <w:rFonts w:hint="eastAsia"/>
+        </w:rPr>
+        <w:t xml:space="preserve">打开用户端地址。</w:t>
+      </w:r>
+    </w:p>
+    <w:p>
+      <w:pPr>
+        <w:pStyle w:val="Compact"/>
+        <w:numPr>
+          <w:ilvl w:val="0"/>
+          <w:numId w:val="1001"/>
+        </w:numPr>
+      </w:pPr>
+      <w:r>
+        <w:rPr>
+          <w:rFonts w:hint="eastAsia"/>
+        </w:rPr>
+        <w:t xml:space="preserve">使用演示账号登录。</w:t>
+      </w:r>
+    </w:p>
+    <w:p>
+      <w:pPr>
+        <w:pStyle w:val="Compact"/>
+        <w:numPr>
+          <w:ilvl w:val="0"/>
+          <w:numId w:val="1001"/>
+        </w:numPr>
+      </w:pPr>
+      <w:r>
+        <w:rPr>
+          <w:rFonts w:hint="eastAsia"/>
+        </w:rPr>
+        <w:t xml:space="preserve">查看机器人回复、来源说明和建议追问。</w:t>
+      </w:r>
+    </w:p>
+    <w:p>
+      <w:pPr>
+        <w:pStyle w:val="Compact"/>
+        <w:numPr>
+          <w:ilvl w:val="0"/>
+          <w:numId w:val="1001"/>
+        </w:numPr>
+      </w:pPr>
+      <w:r>
+        <w:rPr>
+          <w:rFonts w:hint="eastAsia"/>
+        </w:rPr>
+        <w:t xml:space="preserve">对回复点击“有用”或“无用”，必要时填写反馈。</w:t>
+      </w:r>
+    </w:p>
+    <w:bookmarkEnd w:id="15"/>
+    <w:p>
+      <w:pPr>
+        <w:pStyle w:val="Heading3"/>
+      </w:pPr>
+      <w:r>
+        <w:t xml:space="preserve">4.1 </w:t>
+      </w:r>
+      <w:r>
+        <w:rPr>
+          <w:rFonts w:hint="eastAsia"/>
+        </w:rPr>
+        <w:t xml:space="preserve">知识库维护</w:t>
+      </w:r>
+    </w:p>
+    <w:p>
+      <w:pPr>
+        <w:pStyle w:val="FirstParagraph"/>
+      </w:pPr>
+      <w:r>
+        <w:rPr>
+          <w:rFonts w:hint="eastAsia"/>
+        </w:rPr>
+        <w:t xml:space="preserve">未命中问题用于记录机器人无法回答或回答不充分的问题。管理员应按以下顺序处理：</w:t>
+      </w:r>
+    </w:p>
+    <w:p>
+      <w:pPr>
+        <w:pStyle w:val="Compact"/>
+        <w:numPr>
+          <w:ilvl w:val="0"/>
+          <w:numId w:val="1002"/>
+        </w:numPr>
+      </w:pPr>
+      <w:r>
+        <w:rPr>
+          <w:rFonts w:hint="eastAsia"/>
+        </w:rPr>
+        <w:t xml:space="preserve">判断问题是否属于校务咨询范围。</w:t>
+      </w:r>
+    </w:p>
+    <w:p>
+      <w:pPr>
+        <w:pStyle w:val="Compact"/>
+        <w:numPr>
+          <w:ilvl w:val="0"/>
+          <w:numId w:val="1002"/>
+        </w:numPr>
+      </w:pPr>
+      <w:r>
+        <w:rPr>
+          <w:rFonts w:hint="eastAsia"/>
+        </w:rPr>
+        <w:t xml:space="preserve">为高频问题补充知识条目或关键词。</w:t>
+      </w:r>
+    </w:p>
+    <w:p>
+      <w:pPr>
+        <w:pStyle w:val="Compact"/>
+        <w:numPr>
+          <w:ilvl w:val="0"/>
+          <w:numId w:val="1002"/>
+        </w:numPr>
+      </w:pPr>
+      <w:r>
+        <w:rPr>
+          <w:rFonts w:hint="eastAsia"/>
+        </w:rPr>
+        <w:t xml:space="preserve">对超出范围的问题标记为不处理并记录原因。</w:t>
+      </w:r>
+    </w:p>
+    <w:p>
+      <w:pPr>
+        <w:pStyle w:val="FirstParagraph"/>
+      </w:pPr>
+      <w:r>
+        <w:rPr>
+          <w:rFonts w:hint="eastAsia"/>
+        </w:rPr>
+        <w:t xml:space="preserve">统计看板展示问答量、命中率、反馈数量和热门问题等样例指标，仅用于课程演示，不作为真实运营数据。</w:t>
+      </w:r>
+    </w:p>
+    <w:bookmarkStart w:id="20" w:name="用户角色与访问边界"/>
+    <w:p>
+      <w:pPr>
+        <w:pStyle w:val="BodyText"/>
+      </w:pPr>
+      <w:r>
+        <w:rPr>
+          <w:rFonts w:hint="eastAsia"/>
+        </w:rPr>
+        <w:t xml:space="preserve">角色权限以课程原型演示为准。操作手册按角色描述可执行操作，避免把延后角色写成已完整交付。</w:t>
+      </w:r>
+    </w:p>
+    <w:p>
+      <w:pPr>
+        <w:pStyle w:val="Heading3"/>
+      </w:pPr>
+      <w:r>
+        <w:rPr>
+          <w:rFonts w:hint="eastAsia"/>
+        </w:rPr>
+        <w:t xml:space="preserve">运维边界</w:t>
+      </w:r>
+    </w:p>
+    <w:p>
+      <w:pPr>
+        <w:pStyle w:val="BodyText"/>
+      </w:pPr>
+      <w:r>
+        <w:rPr>
+          <w:rFonts w:hint="eastAsia"/>
+        </w:rPr>
+        <w:t xml:space="preserve">软件操作手册</w:t>
+      </w:r>
+      <w:r>
+        <w:t xml:space="preserve"> </w:t>
+      </w:r>
+      <w:r>
+        <w:rPr>
+          <w:rFonts w:hint="eastAsia"/>
+        </w:rPr>
+        <w:t xml:space="preserve">已按上述边界描述，不包含生产上线承诺。</w:t>
+      </w:r>
+    </w:p>
+    <w:bookmarkStart w:id="26" w:name="X973d85eecdb2d3c7c35ff4bb4d228979a02fbb5"/>
+    <w:tbl>
+      <w:tblPr>
+        <w:tblStyle w:val="Table"/>
+        <w:tblW w:type="auto" w:w="0"/>
+        <w:tblLook w:firstRow="1" w:lastRow="0" w:firstColumn="0" w:lastColumn="0" w:noHBand="0" w:noVBand="0" w:val="0020"/>
+      </w:tblPr>
+      <w:tblGrid>
+        <w:gridCol w:w="2640"/>
+        <w:gridCol w:w="2640"/>
+        <w:gridCol w:w="2640"/>
+      </w:tblGrid>
+      <w:tr>
+        <w:trPr>
+          <w:tblHeader w:val="on"/>
+        </w:trPr>
+        <w:tc>
+          <w:tcPr/>
+          <w:p>
+            <w:pPr>
+              <w:pStyle w:val="Compact"/>
+            </w:pPr>
+            <w:r>
+              <w:rPr>
+                <w:rFonts w:hint="eastAsia"/>
+              </w:rPr>
+              <w:t xml:space="preserve">操作</w:t>
+            </w:r>
+          </w:p>
+        </w:tc>
+        <w:tc>
+          <w:tcPr/>
+          <w:p>
+            <w:pPr>
+              <w:pStyle w:val="Compact"/>
+            </w:pPr>
+            <w:r>
+              <w:rPr>
+                <w:rFonts w:hint="eastAsia"/>
+              </w:rPr>
+              <w:t xml:space="preserve">风险</w:t>
+            </w:r>
+          </w:p>
+        </w:tc>
+        <w:tc>
+          <w:tcPr/>
+          <w:p>
+            <w:pPr>
+              <w:pStyle w:val="Compact"/>
+            </w:pPr>
+            <w:r>
+              <w:rPr>
+                <w:rFonts w:hint="eastAsia"/>
+              </w:rPr>
+              <w:t xml:space="preserve">控制要求</w:t>
+            </w:r>
+          </w:p>
+        </w:tc>
+      </w:tr>
+      <w:tr>
+        <w:tc>
+          <w:tcPr/>
+          <w:p>
+            <w:pPr>
+              <w:pStyle w:val="Compact"/>
+            </w:pPr>
+            <w:r>
+              <w:rPr>
+                <w:rFonts w:hint="eastAsia"/>
+              </w:rPr>
+              <w:t xml:space="preserve">新增知识条目</w:t>
+            </w:r>
+          </w:p>
+        </w:tc>
+        <w:tc>
+          <w:tcPr/>
+          <w:p>
+            <w:pPr>
+              <w:pStyle w:val="Compact"/>
+            </w:pPr>
+            <w:r>
+              <w:rPr>
+                <w:rFonts w:hint="eastAsia"/>
+              </w:rPr>
+              <w:t xml:space="preserve">错误答案影响演示效果</w:t>
+            </w:r>
+          </w:p>
+        </w:tc>
+        <w:tc>
+          <w:tcPr/>
+          <w:p>
+            <w:pPr>
+              <w:pStyle w:val="Compact"/>
+            </w:pPr>
+            <w:r>
+              <w:rPr>
+                <w:rFonts w:hint="eastAsia"/>
+              </w:rPr>
+              <w:t xml:space="preserve">先预览，再保存；保留修改记录</w:t>
+            </w:r>
+          </w:p>
+        </w:tc>
+      </w:tr>
+      <w:tr>
+        <w:tc>
+          <w:tcPr/>
+          <w:p>
+            <w:pPr>
+              <w:pStyle w:val="Compact"/>
+            </w:pPr>
+            <w:r>
+              <w:rPr>
+                <w:rFonts w:hint="eastAsia"/>
+              </w:rPr>
+              <w:t xml:space="preserve">停用知识条目</w:t>
+            </w:r>
+          </w:p>
+        </w:tc>
+        <w:tc>
+          <w:tcPr/>
+          <w:p>
+            <w:pPr>
+              <w:pStyle w:val="Compact"/>
+            </w:pPr>
+            <w:r>
+              <w:rPr>
+                <w:rFonts w:hint="eastAsia"/>
+              </w:rPr>
+              <w:t xml:space="preserve">常见问题无法命中</w:t>
+            </w:r>
+          </w:p>
+        </w:tc>
+        <w:tc>
+          <w:tcPr/>
+          <w:p>
+            <w:pPr>
+              <w:pStyle w:val="Compact"/>
+            </w:pPr>
+            <w:r>
+              <w:rPr>
+                <w:rFonts w:hint="eastAsia"/>
+              </w:rPr>
+              <w:t xml:space="preserve">停用前确认有替代条目</w:t>
+            </w:r>
+          </w:p>
+        </w:tc>
+      </w:tr>
+      <w:tr>
+        <w:tc>
+          <w:tcPr/>
+          <w:p>
+            <w:pPr>
+              <w:pStyle w:val="Compact"/>
+            </w:pPr>
+            <w:r>
+              <w:rPr>
+                <w:rFonts w:hint="eastAsia"/>
+              </w:rPr>
+              <w:t xml:space="preserve">处理未命中</w:t>
+            </w:r>
+          </w:p>
+        </w:tc>
+        <w:tc>
+          <w:tcPr/>
+          <w:p>
+            <w:pPr>
+              <w:pStyle w:val="Compact"/>
+            </w:pPr>
+            <w:r>
+              <w:rPr>
+                <w:rFonts w:hint="eastAsia"/>
+              </w:rPr>
+              <w:t xml:space="preserve">把无关问题纳入知识库</w:t>
+            </w:r>
+          </w:p>
+        </w:tc>
+        <w:tc>
+          <w:tcPr/>
+          <w:p>
+            <w:pPr>
+              <w:pStyle w:val="Compact"/>
+            </w:pPr>
+            <w:r>
+              <w:rPr>
+                <w:rFonts w:hint="eastAsia"/>
+              </w:rPr>
+              <w:t xml:space="preserve">先判断是否属于校务咨询范围</w:t>
+            </w:r>
+          </w:p>
+        </w:tc>
+      </w:tr>
+      <w:tr>
+        <w:tc>
+          <w:tcPr/>
+          <w:p>
+            <w:pPr>
+              <w:pStyle w:val="Compact"/>
+            </w:pPr>
+            <w:r>
+              <w:rPr>
+                <w:rFonts w:hint="eastAsia"/>
+              </w:rPr>
+              <w:t xml:space="preserve">使用管理员账号</w:t>
+            </w:r>
+          </w:p>
+        </w:tc>
+        <w:tc>
+          <w:tcPr/>
+          <w:p>
+            <w:pPr>
+              <w:pStyle w:val="Compact"/>
+            </w:pPr>
+            <w:r>
+              <w:rPr>
+                <w:rFonts w:hint="eastAsia"/>
+              </w:rPr>
+              <w:t xml:space="preserve">误改演示数据</w:t>
+            </w:r>
+          </w:p>
+        </w:tc>
+        <w:tc>
+          <w:tcPr/>
+          <w:p>
+            <w:pPr>
+              <w:pStyle w:val="Compact"/>
+            </w:pPr>
+            <w:r>
+              <w:rPr>
+                <w:rFonts w:hint="eastAsia"/>
+              </w:rPr>
+              <w:t xml:space="preserve">管理员账号仅项目组成员使用</w:t>
+            </w:r>
+          </w:p>
+        </w:tc>
+      </w:tr>
+      <w:tr>
+        <w:tc>
+          <w:tcPr/>
+          <w:p>
+            <w:pPr>
+              <w:pStyle w:val="Compact"/>
+            </w:pPr>
+            <w:r>
+              <w:rPr>
+                <w:rFonts w:hint="eastAsia"/>
+              </w:rPr>
+              <w:t xml:space="preserve">展示成绩样例</w:t>
+            </w:r>
+          </w:p>
+        </w:tc>
+        <w:tc>
+          <w:tcPr/>
+          <w:p>
+            <w:pPr>
+              <w:pStyle w:val="Compact"/>
+            </w:pPr>
+            <w:r>
+              <w:rPr>
+                <w:rFonts w:hint="eastAsia"/>
+              </w:rPr>
+              <w:t xml:space="preserve">被误解为真实数据</w:t>
+            </w:r>
+          </w:p>
+        </w:tc>
+        <w:tc>
+          <w:tcPr/>
+          <w:p>
+            <w:pPr>
+              <w:pStyle w:val="Compact"/>
+            </w:pPr>
+            <w:r>
+              <w:rPr>
+                <w:rFonts w:hint="eastAsia"/>
+              </w:rPr>
+              <w:t xml:space="preserve">操作前说明为模拟数据</w:t>
+            </w:r>
+          </w:p>
+        </w:tc>
+      </w:tr>
+    </w:tbl>
+    <w:p>
+      <w:pPr>
+        <w:pStyle w:val="Compact"/>
+        <w:numPr>
+          <w:ilvl w:val="0"/>
+          <w:numId w:val="1003"/>
+        </w:numPr>
+      </w:pPr>
+      <w:r>
+        <w:rPr>
+          <w:rFonts w:hint="eastAsia"/>
+        </w:rPr>
+        <w:t xml:space="preserve">多轮对话上下文能力有限，复杂追问可能需要重新说明主题。</w:t>
+      </w:r>
+    </w:p>
+    <w:p>
+      <w:pPr>
+        <w:pStyle w:val="Compact"/>
+        <w:numPr>
+          <w:ilvl w:val="0"/>
+          <w:numId w:val="1003"/>
+        </w:numPr>
+      </w:pPr>
+      <w:r>
+        <w:rPr>
+          <w:rFonts w:hint="eastAsia"/>
+        </w:rPr>
+        <w:t xml:space="preserve">关键词命中依赖知识库维护质量，冷门问法可能返回兜底回复。</w:t>
+      </w:r>
+    </w:p>
+    <w:p>
+      <w:pPr>
+        <w:pStyle w:val="Compact"/>
+        <w:numPr>
+          <w:ilvl w:val="0"/>
+          <w:numId w:val="1003"/>
+        </w:numPr>
+      </w:pPr>
+      <w:r>
+        <w:rPr>
+          <w:rFonts w:hint="eastAsia"/>
+        </w:rPr>
+        <w:t xml:space="preserve">家长授权、访客个性化推荐、微信小程序语音输入均不纳入</w:t>
+      </w:r>
+      <w:r>
+        <w:t xml:space="preserve"> V1.3 </w:t>
+      </w:r>
+      <w:r>
+        <w:rPr>
+          <w:rFonts w:hint="eastAsia"/>
+        </w:rPr>
+        <w:t xml:space="preserve">操作验收。</w:t>
+      </w:r>
+    </w:p>
+    <w:p>
+      <w:pPr>
+        <w:pStyle w:val="Heading3"/>
+      </w:pPr>
+      <w:r>
+        <w:t xml:space="preserve">8.1 </w:t>
+      </w:r>
+      <w:r>
+        <w:rPr>
+          <w:rFonts w:hint="eastAsia"/>
+        </w:rPr>
+        <w:t xml:space="preserve">评审演示建议顺序</w:t>
+      </w:r>
+    </w:p>
+    <w:p>
+      <w:pPr>
+        <w:pStyle w:val="Compact"/>
+        <w:numPr>
+          <w:ilvl w:val="0"/>
+          <w:numId w:val="1004"/>
+        </w:numPr>
+      </w:pPr>
+      <w:r>
+        <w:rPr>
+          <w:rFonts w:hint="eastAsia"/>
+        </w:rPr>
+        <w:t xml:space="preserve">使用教师或辅导员账号展示角色化查询差异。</w:t>
+      </w:r>
+    </w:p>
+    <w:p>
+      <w:pPr>
+        <w:pStyle w:val="Compact"/>
+        <w:numPr>
+          <w:ilvl w:val="0"/>
+          <w:numId w:val="1004"/>
+        </w:numPr>
+      </w:pPr>
+      <w:r>
+        <w:rPr>
+          <w:rFonts w:hint="eastAsia"/>
+        </w:rPr>
+        <w:t xml:space="preserve">使用访客模式展示公开知识查询和个人数据拦截。</w:t>
+      </w:r>
+    </w:p>
+    <w:p>
+      <w:pPr>
+        <w:pStyle w:val="Compact"/>
+        <w:numPr>
+          <w:ilvl w:val="0"/>
+          <w:numId w:val="1004"/>
+        </w:numPr>
+      </w:pPr>
+      <w:r>
+        <w:rPr>
+          <w:rFonts w:hint="eastAsia"/>
+        </w:rPr>
+        <w:t xml:space="preserve">使用用户端再次提问，验证新增条目可命中。</w:t>
+      </w:r>
+    </w:p>
+    <w:p>
+      <w:pPr>
+        <w:pStyle w:val="Compact"/>
+        <w:numPr>
+          <w:ilvl w:val="0"/>
+          <w:numId w:val="1004"/>
+        </w:numPr>
+      </w:pPr>
+      <w:r>
+        <w:rPr>
+          <w:rFonts w:hint="eastAsia"/>
+        </w:rPr>
+        <w:t xml:space="preserve">在管理端查看未命中问题和反馈样例。</w:t>
+      </w:r>
+    </w:p>
+    <w:p>
+      <w:pPr>
+        <w:pStyle w:val="FirstParagraph"/>
+      </w:pPr>
+      <w:r>
+        <w:rPr>
+          <w:rFonts w:hint="eastAsia"/>
+        </w:rPr>
+        <w:t xml:space="preserve">课程交付后，如继续迭代，应优先维护知识库分类、同义词、未命中问题归并和角色权限测试。涉及真实系统接入前，需要重新编写正式用户操作规程。</w:t>
+      </w:r>
+    </w:p>
+    <w:bookmarkStart w:id="31" w:name="v13-最终交付确认"/>
     <w:tbl>
       <w:tblPr>
         <w:tblStyle w:val="Table"/>
@@ -61,6 +919,276 @@
               <w:rPr>
                 <w:rFonts w:hint="eastAsia"/>
               </w:rPr>
+              <w:t xml:space="preserve">检查项</w:t>
+            </w:r>
+          </w:p>
+        </w:tc>
+        <w:tc>
+          <w:tcPr/>
+          <w:p>
+            <w:pPr>
+              <w:pStyle w:val="Compact"/>
+            </w:pPr>
+            <w:r>
+              <w:rPr>
+                <w:rFonts w:hint="eastAsia"/>
+              </w:rPr>
+              <w:t xml:space="preserve">结果</w:t>
+            </w:r>
+          </w:p>
+        </w:tc>
+      </w:tr>
+      <w:tr>
+        <w:tc>
+          <w:tcPr/>
+          <w:p>
+            <w:pPr>
+              <w:pStyle w:val="Compact"/>
+            </w:pPr>
+            <w:r>
+              <w:rPr>
+                <w:rFonts w:hint="eastAsia"/>
+              </w:rPr>
+              <w:t xml:space="preserve">统一元信息已补齐</w:t>
+            </w:r>
+          </w:p>
+        </w:tc>
+        <w:tc>
+          <w:tcPr/>
+          <w:p>
+            <w:pPr>
+              <w:pStyle w:val="Compact"/>
+            </w:pPr>
+            <w:r>
+              <w:rPr>
+                <w:rFonts w:hint="eastAsia"/>
+              </w:rPr>
+              <w:t xml:space="preserve">通过</w:t>
+            </w:r>
+          </w:p>
+        </w:tc>
+      </w:tr>
+      <w:tr>
+        <w:tc>
+          <w:tcPr/>
+          <w:p>
+            <w:pPr>
+              <w:pStyle w:val="Compact"/>
+            </w:pPr>
+            <w:r>
+              <w:t xml:space="preserve">V1.0 </w:t>
+            </w:r>
+            <w:r>
+              <w:rPr>
+                <w:rFonts w:hint="eastAsia"/>
+              </w:rPr>
+              <w:t xml:space="preserve">至</w:t>
+            </w:r>
+            <w:r>
+              <w:t xml:space="preserve"> V1.3 </w:t>
+            </w:r>
+            <w:r>
+              <w:rPr>
+                <w:rFonts w:hint="eastAsia"/>
+              </w:rPr>
+              <w:t xml:space="preserve">版本链连续</w:t>
+            </w:r>
+          </w:p>
+        </w:tc>
+        <w:tc>
+          <w:tcPr/>
+          <w:p>
+            <w:pPr>
+              <w:pStyle w:val="Compact"/>
+            </w:pPr>
+            <w:r>
+              <w:rPr>
+                <w:rFonts w:hint="eastAsia"/>
+              </w:rPr>
+              <w:t xml:space="preserve">通过</w:t>
+            </w:r>
+          </w:p>
+        </w:tc>
+      </w:tr>
+      <w:tr>
+        <w:tc>
+          <w:tcPr/>
+          <w:p>
+            <w:pPr>
+              <w:pStyle w:val="Compact"/>
+            </w:pPr>
+            <w:r>
+              <w:rPr>
+                <w:rFonts w:hint="eastAsia"/>
+              </w:rPr>
+              <w:t xml:space="preserve">课程原型/需求工程交付范围已声明</w:t>
+            </w:r>
+          </w:p>
+        </w:tc>
+        <w:tc>
+          <w:tcPr/>
+          <w:p>
+            <w:pPr>
+              <w:pStyle w:val="Compact"/>
+            </w:pPr>
+            <w:r>
+              <w:rPr>
+                <w:rFonts w:hint="eastAsia"/>
+              </w:rPr>
+              <w:t xml:space="preserve">通过</w:t>
+            </w:r>
+          </w:p>
+        </w:tc>
+      </w:tr>
+      <w:tr>
+        <w:tc>
+          <w:tcPr/>
+          <w:p>
+            <w:pPr>
+              <w:pStyle w:val="Compact"/>
+            </w:pPr>
+            <w:r>
+              <w:rPr>
+                <w:rFonts w:hint="eastAsia"/>
+              </w:rPr>
+              <w:t xml:space="preserve">生产上线、7x24、等保、真实接口等夸大表述已收敛</w:t>
+            </w:r>
+          </w:p>
+        </w:tc>
+        <w:tc>
+          <w:tcPr/>
+          <w:p>
+            <w:pPr>
+              <w:pStyle w:val="Compact"/>
+            </w:pPr>
+            <w:r>
+              <w:rPr>
+                <w:rFonts w:hint="eastAsia"/>
+              </w:rPr>
+              <w:t xml:space="preserve">通过</w:t>
+            </w:r>
+          </w:p>
+        </w:tc>
+      </w:tr>
+      <w:tr>
+        <w:tc>
+          <w:tcPr/>
+          <w:p>
+            <w:pPr>
+              <w:pStyle w:val="Compact"/>
+            </w:pPr>
+            <w:r>
+              <w:rPr>
+                <w:rFonts w:hint="eastAsia"/>
+              </w:rPr>
+              <w:t xml:space="preserve">家长/访客能力已标记为延后或受限</w:t>
+            </w:r>
+          </w:p>
+        </w:tc>
+        <w:tc>
+          <w:tcPr/>
+          <w:p>
+            <w:pPr>
+              <w:pStyle w:val="Compact"/>
+            </w:pPr>
+            <w:r>
+              <w:rPr>
+                <w:rFonts w:hint="eastAsia"/>
+              </w:rPr>
+              <w:t xml:space="preserve">通过</w:t>
+            </w:r>
+          </w:p>
+        </w:tc>
+      </w:tr>
+      <w:tr>
+        <w:tc>
+          <w:tcPr/>
+          <w:p>
+            <w:pPr>
+              <w:pStyle w:val="Compact"/>
+            </w:pPr>
+            <w:r>
+              <w:rPr>
+                <w:rFonts w:hint="eastAsia"/>
+              </w:rPr>
+              <w:t xml:space="preserve">运维、安全、已知问题和最终移交说明已补充</w:t>
+            </w:r>
+          </w:p>
+        </w:tc>
+        <w:tc>
+          <w:tcPr/>
+          <w:p>
+            <w:pPr>
+              <w:pStyle w:val="Compact"/>
+            </w:pPr>
+            <w:r>
+              <w:rPr>
+                <w:rFonts w:hint="eastAsia"/>
+              </w:rPr>
+              <w:t xml:space="preserve">通过</w:t>
+            </w:r>
+          </w:p>
+        </w:tc>
+      </w:tr>
+    </w:tbl>
+    <w:p>
+      <w:pPr>
+        <w:pStyle w:val="BodyText"/>
+      </w:pPr>
+      <w:r>
+        <w:rPr>
+          <w:rFonts w:hint="eastAsia"/>
+        </w:rPr>
+        <w:t xml:space="preserve">《软件操作手册(SOM)》V1.3</w:t>
+      </w:r>
+      <w:r>
+        <w:t xml:space="preserve"> </w:t>
+      </w:r>
+      <w:r>
+        <w:rPr>
+          <w:rFonts w:hint="eastAsia"/>
+        </w:rPr>
+        <w:t xml:space="preserve">为最终交付副本。不带版本号的同名正式文件与本版本内容一致，用于课程归档和评审查阅。</w:t>
+      </w:r>
+    </w:p>
+    <w:p>
+      <w:pPr>
+        <w:pStyle w:val="Title"/>
+      </w:pPr>
+      <w:r>
+        <w:rPr>
+          <w:rFonts w:hint="eastAsia"/>
+        </w:rPr>
+        <w:t xml:space="preserve">软件操作手册(SOM)</w:t>
+      </w:r>
+      <w:r>
+        <w:t xml:space="preserve"> V1.3</w:t>
+      </w:r>
+    </w:p>
+    <w:tbl>
+      <w:tblPr>
+        <w:tblStyle w:val="Table"/>
+        <w:tblW w:type="auto" w:w="0"/>
+        <w:tblLook w:firstRow="1" w:lastRow="0" w:firstColumn="0" w:lastColumn="0" w:noHBand="0" w:noVBand="0" w:val="0020"/>
+      </w:tblPr>
+      <w:tblGrid>
+        <w:gridCol w:w="3960"/>
+        <w:gridCol w:w="3960"/>
+      </w:tblGrid>
+      <w:tr>
+        <w:trPr>
+          <w:tblHeader w:val="on"/>
+        </w:trPr>
+        <w:tc>
+          <w:tcPr/>
+          <w:p>
+            <w:pPr>
+              <w:pStyle w:val="Compact"/>
+            </w:pPr>
+            <w:r>
+              <w:rPr>
+                <w:rFonts w:hint="eastAsia"/>
+              </w:rPr>
               <w:t xml:space="preserve">元信息项</w:t>
             </w:r>
           </w:p>
@@ -447,7 +1575,6 @@
         </w:tc>
       </w:tr>
     </w:tbl>
-    <w:bookmarkStart w:id="9" w:name="版本定位"/>
     <w:p>
       <w:pPr>
         <w:pStyle w:val="Heading2"/>
@@ -461,19 +1588,6 @@
     </w:p>
     <w:p>
       <w:pPr>
-        <w:pStyle w:val="FirstParagraph"/>
-      </w:pPr>
-      <w:r>
-        <w:rPr>
-          <w:rFonts w:hint="eastAsia"/>
-        </w:rPr>
-        <w:t xml:space="preserve">形成课程需求工程最终交付副本，固化验收、限制和移交说明。</w:t>
-      </w:r>
-    </w:p>
-    <w:bookmarkEnd w:id="9"/>
-    <w:bookmarkStart w:id="10" w:name="统一范围声明"/>
-    <w:p>
-      <w:pPr>
         <w:pStyle w:val="Heading2"/>
       </w:pPr>
       <w:r>
@@ -483,39 +1597,6 @@
         <w:t xml:space="preserve">统一范围声明</w:t>
       </w:r>
     </w:p>
-    <w:p>
-      <w:pPr>
-        <w:pStyle w:val="FirstParagraph"/>
-      </w:pPr>
-      <w:r>
-        <w:rPr>
-          <w:rFonts w:hint="eastAsia"/>
-        </w:rPr>
-        <w:t xml:space="preserve">本文档服务于《软件需求分析原理与实践》课程原型与需求工程交付。系统以本地演示环境、课堂评审环境或受控校内测试环境为边界，不声明已经生产上线，不承诺正式</w:t>
-      </w:r>
-      <w:r>
-        <w:t xml:space="preserve"> SLA、7x24 </w:t>
-      </w:r>
-      <w:r>
-        <w:rPr>
-          <w:rFonts w:hint="eastAsia"/>
-        </w:rPr>
-        <w:t xml:space="preserve">服务、等保测评通过、真实教务系统对接或真实个人数据处理能力。</w:t>
-      </w:r>
-    </w:p>
-    <w:p>
-      <w:pPr>
-        <w:pStyle w:val="BodyText"/>
-      </w:pPr>
-      <w:r>
-        <w:rPr>
-          <w:rFonts w:hint="eastAsia"/>
-        </w:rPr>
-        <w:t xml:space="preserve">文档中的域名、账号、外部系统、联系方式和数据均为演示或占位。若未来进入学校正式建设流程，需要重新完成立项审批、安全评估、数据授权、接口联调、运维接管和上线验收。</w:t>
-      </w:r>
-    </w:p>
-    <w:bookmarkEnd w:id="10"/>
-    <w:bookmarkStart w:id="11" w:name="版本演进记录"/>
     <w:p>
       <w:pPr>
         <w:pStyle w:val="Heading2"/>
@@ -809,8 +1890,6 @@
         </w:tc>
       </w:tr>
     </w:tbl>
-    <w:bookmarkEnd w:id="11"/>
-    <w:bookmarkStart w:id="12" w:name="Xadc22e3c91b4e76814645c9b0c6a35d7e5be0d3"/>
     <w:p>
       <w:pPr>
         <w:pStyle w:val="Heading2"/>
@@ -825,19 +1904,6 @@
         <w:t xml:space="preserve">手册目的</w:t>
       </w:r>
     </w:p>
-    <w:p>
-      <w:pPr>
-        <w:pStyle w:val="FirstParagraph"/>
-      </w:pPr>
-      <w:r>
-        <w:rPr>
-          <w:rFonts w:hint="eastAsia"/>
-        </w:rPr>
-        <w:t xml:space="preserve">本手册说明校务问答机器人课程原型的业务操作方法，重点覆盖用户问答、知识库维护、未命中问题处理、反馈查看和统计样例。本文不是生产运维手册，服务器部署与环境维护参见《部署运维指南(DG)》。</w:t>
-      </w:r>
-    </w:p>
-    <w:bookmarkEnd w:id="12"/>
-    <w:bookmarkStart w:id="13" w:name="Xffb6753e9afc972dbecbeb5c71dfc88c1031f7c"/>
     <w:p>
       <w:pPr>
         <w:pStyle w:val="Heading2"/>
@@ -1096,8 +2162,6 @@
         </w:tc>
       </w:tr>
     </w:tbl>
-    <w:bookmarkEnd w:id="13"/>
-    <w:bookmarkStart w:id="15" w:name="Xc5742d2f3a6b14a014b46ed3886d2c2b3606e3a"/>
     <w:p>
       <w:pPr>
         <w:pStyle w:val="Heading2"/>
@@ -1124,67 +2188,7 @@
         <w:rPr>
           <w:rFonts w:hint="eastAsia"/>
         </w:rPr>
-        <w:t xml:space="preserve">打开用户端地址。</w:t>
-      </w:r>
-    </w:p>
-    <w:p>
-      <w:pPr>
-        <w:pStyle w:val="Compact"/>
-        <w:numPr>
-          <w:ilvl w:val="0"/>
-          <w:numId w:val="1001"/>
-        </w:numPr>
-      </w:pPr>
-      <w:r>
-        <w:rPr>
-          <w:rFonts w:hint="eastAsia"/>
-        </w:rPr>
-        <w:t xml:space="preserve">使用演示账号登录。</w:t>
-      </w:r>
-    </w:p>
-    <w:p>
-      <w:pPr>
-        <w:pStyle w:val="Compact"/>
-        <w:numPr>
-          <w:ilvl w:val="0"/>
-          <w:numId w:val="1001"/>
-        </w:numPr>
-      </w:pPr>
-      <w:r>
-        <w:rPr>
-          <w:rFonts w:hint="eastAsia"/>
-        </w:rPr>
         <w:t xml:space="preserve">在聊天输入框输入一个校园咨询问题。</w:t>
-      </w:r>
-    </w:p>
-    <w:p>
-      <w:pPr>
-        <w:pStyle w:val="Compact"/>
-        <w:numPr>
-          <w:ilvl w:val="0"/>
-          <w:numId w:val="1001"/>
-        </w:numPr>
-      </w:pPr>
-      <w:r>
-        <w:rPr>
-          <w:rFonts w:hint="eastAsia"/>
-        </w:rPr>
-        <w:t xml:space="preserve">查看机器人回复、来源说明和建议追问。</w:t>
-      </w:r>
-    </w:p>
-    <w:p>
-      <w:pPr>
-        <w:pStyle w:val="Compact"/>
-        <w:numPr>
-          <w:ilvl w:val="0"/>
-          <w:numId w:val="1001"/>
-        </w:numPr>
-      </w:pPr>
-      <w:r>
-        <w:rPr>
-          <w:rFonts w:hint="eastAsia"/>
-        </w:rPr>
-        <w:t xml:space="preserve">对回复点击“有用”或“无用”，必要时填写反馈。</w:t>
       </w:r>
     </w:p>
     <w:bookmarkStart w:id="14" w:name="推荐问法"/>
@@ -1394,7 +2398,6 @@
       </w:tr>
     </w:tbl>
     <w:bookmarkEnd w:id="14"/>
-    <w:bookmarkEnd w:id="15"/>
     <w:bookmarkStart w:id="19" w:name="Xdb1e9fcc6dae008f886ebdb356a3c7595c31299"/>
     <w:p>
       <w:pPr>
@@ -1411,20 +2414,6 @@
       </w:r>
     </w:p>
     <w:bookmarkStart w:id="16" w:name="X31578a1a9668a93e36a3a49f87e3250330a2efa"/>
-    <w:p>
-      <w:pPr>
-        <w:pStyle w:val="Heading3"/>
-      </w:pPr>
-      <w:r>
-        <w:t xml:space="preserve">4.1 </w:t>
-      </w:r>
-      <w:r>
-        <w:rPr>
-          <w:rFonts w:hint="eastAsia"/>
-        </w:rPr>
-        <w:t xml:space="preserve">知识库维护</w:t>
-      </w:r>
-    </w:p>
     <w:p>
       <w:pPr>
         <w:pStyle w:val="FirstParagraph"/>
@@ -1450,17 +2439,6 @@
           <w:rFonts w:hint="eastAsia"/>
         </w:rPr>
         <w:t xml:space="preserve">未命中问题处理</w:t>
-      </w:r>
-    </w:p>
-    <w:p>
-      <w:pPr>
-        <w:pStyle w:val="FirstParagraph"/>
-      </w:pPr>
-      <w:r>
-        <w:rPr>
-          <w:rFonts w:hint="eastAsia"/>
-        </w:rPr>
-        <w:t xml:space="preserve">未命中问题用于记录机器人无法回答或回答不充分的问题。管理员应按以下顺序处理：</w:t>
       </w:r>
     </w:p>
     <w:p>
@@ -1475,52 +2453,7 @@
         <w:rPr>
           <w:rFonts w:hint="eastAsia"/>
         </w:rPr>
-        <w:t xml:space="preserve">判断问题是否属于校务咨询范围。</w:t>
-      </w:r>
-    </w:p>
-    <w:p>
-      <w:pPr>
-        <w:pStyle w:val="Compact"/>
-        <w:numPr>
-          <w:ilvl w:val="0"/>
-          <w:numId w:val="1002"/>
-        </w:numPr>
-      </w:pPr>
-      <w:r>
-        <w:rPr>
-          <w:rFonts w:hint="eastAsia"/>
-        </w:rPr>
         <w:t xml:space="preserve">合并重复问题。</w:t>
-      </w:r>
-    </w:p>
-    <w:p>
-      <w:pPr>
-        <w:pStyle w:val="Compact"/>
-        <w:numPr>
-          <w:ilvl w:val="0"/>
-          <w:numId w:val="1002"/>
-        </w:numPr>
-      </w:pPr>
-      <w:r>
-        <w:rPr>
-          <w:rFonts w:hint="eastAsia"/>
-        </w:rPr>
-        <w:t xml:space="preserve">为高频问题补充知识条目或关键词。</w:t>
-      </w:r>
-    </w:p>
-    <w:p>
-      <w:pPr>
-        <w:pStyle w:val="Compact"/>
-        <w:numPr>
-          <w:ilvl w:val="0"/>
-          <w:numId w:val="1002"/>
-        </w:numPr>
-      </w:pPr>
-      <w:r>
-        <w:rPr>
-          <w:rFonts w:hint="eastAsia"/>
-        </w:rPr>
-        <w:t xml:space="preserve">对超出范围的问题标记为不处理并记录原因。</w:t>
       </w:r>
     </w:p>
     <w:bookmarkEnd w:id="17"/>
@@ -1539,20 +2472,8 @@
         <w:t xml:space="preserve">统计样例查看</w:t>
       </w:r>
     </w:p>
-    <w:p>
-      <w:pPr>
-        <w:pStyle w:val="FirstParagraph"/>
-      </w:pPr>
-      <w:r>
-        <w:rPr>
-          <w:rFonts w:hint="eastAsia"/>
-        </w:rPr>
-        <w:t xml:space="preserve">统计看板展示问答量、命中率、反馈数量和热门问题等样例指标，仅用于课程演示，不作为真实运营数据。</w:t>
-      </w:r>
-    </w:p>
     <w:bookmarkEnd w:id="18"/>
     <w:bookmarkEnd w:id="19"/>
-    <w:bookmarkStart w:id="20" w:name="用户角色与访问边界"/>
     <w:p>
       <w:pPr>
         <w:pStyle w:val="Heading2"/>
@@ -1992,17 +2913,6 @@
         </w:tc>
       </w:tr>
     </w:tbl>
-    <w:p>
-      <w:pPr>
-        <w:pStyle w:val="BodyText"/>
-      </w:pPr>
-      <w:r>
-        <w:rPr>
-          <w:rFonts w:hint="eastAsia"/>
-        </w:rPr>
-        <w:t xml:space="preserve">角色权限以课程原型演示为准。操作手册按角色描述可执行操作，避免把延后角色写成已完整交付。</w:t>
-      </w:r>
-    </w:p>
     <w:bookmarkEnd w:id="20"/>
     <w:bookmarkStart w:id="21" w:name="X8cd3168ae7b16c3ef7aed00647c7e918f84f07c"/>
     <w:p>
@@ -2359,17 +3269,6 @@
       </w:r>
     </w:p>
     <w:bookmarkStart w:id="22" w:name="运维边界"/>
-    <w:p>
-      <w:pPr>
-        <w:pStyle w:val="Heading3"/>
-      </w:pPr>
-      <w:r>
-        <w:rPr>
-          <w:rFonts w:hint="eastAsia"/>
-        </w:rPr>
-        <w:t xml:space="preserve">运维边界</w:t>
-      </w:r>
-    </w:p>
     <w:p>
       <w:pPr>
         <w:pStyle w:val="FirstParagraph"/>
@@ -3013,29 +3912,8 @@
         </w:tc>
       </w:tr>
     </w:tbl>
-    <w:p>
-      <w:pPr>
-        <w:pStyle w:val="BodyText"/>
-      </w:pPr>
-      <w:r>
-        <w:rPr>
-          <w:rFonts w:hint="eastAsia"/>
-        </w:rPr>
-        <w:t xml:space="preserve">软件操作手册</w:t>
-      </w:r>
-      <w:r>
-        <w:t xml:space="preserve"> </w:t>
-      </w:r>
-      <w:r>
-        <w:rPr>
-          <w:rFonts w:hint="eastAsia"/>
-        </w:rPr>
-        <w:t xml:space="preserve">已按上述边界描述，不包含生产上线承诺。</w:t>
-      </w:r>
-    </w:p>
     <w:bookmarkEnd w:id="24"/>
     <w:bookmarkEnd w:id="25"/>
-    <w:bookmarkStart w:id="26" w:name="X973d85eecdb2d3c7c35ff4bb4d228979a02fbb5"/>
     <w:p>
       <w:pPr>
         <w:pStyle w:val="Heading2"/>
@@ -3050,285 +3928,6 @@
         <w:t xml:space="preserve">操作风险控制</w:t>
       </w:r>
     </w:p>
-    <w:tbl>
-      <w:tblPr>
-        <w:tblStyle w:val="Table"/>
-        <w:tblW w:type="auto" w:w="0"/>
-        <w:tblLook w:firstRow="1" w:lastRow="0" w:firstColumn="0" w:lastColumn="0" w:noHBand="0" w:noVBand="0" w:val="0020"/>
-      </w:tblPr>
-      <w:tblGrid>
-        <w:gridCol w:w="2640"/>
-        <w:gridCol w:w="2640"/>
-        <w:gridCol w:w="2640"/>
-      </w:tblGrid>
-      <w:tr>
-        <w:trPr>
-          <w:tblHeader w:val="on"/>
-        </w:trPr>
-        <w:tc>
-          <w:tcPr/>
-          <w:p>
-            <w:pPr>
-              <w:pStyle w:val="Compact"/>
-            </w:pPr>
-            <w:r>
-              <w:rPr>
-                <w:rFonts w:hint="eastAsia"/>
-              </w:rPr>
-              <w:t xml:space="preserve">操作</w:t>
-            </w:r>
-          </w:p>
-        </w:tc>
-        <w:tc>
-          <w:tcPr/>
-          <w:p>
-            <w:pPr>
-              <w:pStyle w:val="Compact"/>
-            </w:pPr>
-            <w:r>
-              <w:rPr>
-                <w:rFonts w:hint="eastAsia"/>
-              </w:rPr>
-              <w:t xml:space="preserve">风险</w:t>
-            </w:r>
-          </w:p>
-        </w:tc>
-        <w:tc>
-          <w:tcPr/>
-          <w:p>
-            <w:pPr>
-              <w:pStyle w:val="Compact"/>
-            </w:pPr>
-            <w:r>
-              <w:rPr>
-                <w:rFonts w:hint="eastAsia"/>
-              </w:rPr>
-              <w:t xml:space="preserve">控制要求</w:t>
-            </w:r>
-          </w:p>
-        </w:tc>
-      </w:tr>
-      <w:tr>
-        <w:tc>
-          <w:tcPr/>
-          <w:p>
-            <w:pPr>
-              <w:pStyle w:val="Compact"/>
-            </w:pPr>
-            <w:r>
-              <w:rPr>
-                <w:rFonts w:hint="eastAsia"/>
-              </w:rPr>
-              <w:t xml:space="preserve">新增知识条目</w:t>
-            </w:r>
-          </w:p>
-        </w:tc>
-        <w:tc>
-          <w:tcPr/>
-          <w:p>
-            <w:pPr>
-              <w:pStyle w:val="Compact"/>
-            </w:pPr>
-            <w:r>
-              <w:rPr>
-                <w:rFonts w:hint="eastAsia"/>
-              </w:rPr>
-              <w:t xml:space="preserve">错误答案影响演示效果</w:t>
-            </w:r>
-          </w:p>
-        </w:tc>
-        <w:tc>
-          <w:tcPr/>
-          <w:p>
-            <w:pPr>
-              <w:pStyle w:val="Compact"/>
-            </w:pPr>
-            <w:r>
-              <w:rPr>
-                <w:rFonts w:hint="eastAsia"/>
-              </w:rPr>
-              <w:t xml:space="preserve">先预览，再保存；保留修改记录</w:t>
-            </w:r>
-          </w:p>
-        </w:tc>
-      </w:tr>
-      <w:tr>
-        <w:tc>
-          <w:tcPr/>
-          <w:p>
-            <w:pPr>
-              <w:pStyle w:val="Compact"/>
-            </w:pPr>
-            <w:r>
-              <w:rPr>
-                <w:rFonts w:hint="eastAsia"/>
-              </w:rPr>
-              <w:t xml:space="preserve">停用知识条目</w:t>
-            </w:r>
-          </w:p>
-        </w:tc>
-        <w:tc>
-          <w:tcPr/>
-          <w:p>
-            <w:pPr>
-              <w:pStyle w:val="Compact"/>
-            </w:pPr>
-            <w:r>
-              <w:rPr>
-                <w:rFonts w:hint="eastAsia"/>
-              </w:rPr>
-              <w:t xml:space="preserve">常见问题无法命中</w:t>
-            </w:r>
-          </w:p>
-        </w:tc>
-        <w:tc>
-          <w:tcPr/>
-          <w:p>
-            <w:pPr>
-              <w:pStyle w:val="Compact"/>
-            </w:pPr>
-            <w:r>
-              <w:rPr>
-                <w:rFonts w:hint="eastAsia"/>
-              </w:rPr>
-              <w:t xml:space="preserve">停用前确认有替代条目</w:t>
-            </w:r>
-          </w:p>
-        </w:tc>
-      </w:tr>
-      <w:tr>
-        <w:tc>
-          <w:tcPr/>
-          <w:p>
-            <w:pPr>
-              <w:pStyle w:val="Compact"/>
-            </w:pPr>
-            <w:r>
-              <w:rPr>
-                <w:rFonts w:hint="eastAsia"/>
-              </w:rPr>
-              <w:t xml:space="preserve">处理未命中</w:t>
-            </w:r>
-          </w:p>
-        </w:tc>
-        <w:tc>
-          <w:tcPr/>
-          <w:p>
-            <w:pPr>
-              <w:pStyle w:val="Compact"/>
-            </w:pPr>
-            <w:r>
-              <w:rPr>
-                <w:rFonts w:hint="eastAsia"/>
-              </w:rPr>
-              <w:t xml:space="preserve">把无关问题纳入知识库</w:t>
-            </w:r>
-          </w:p>
-        </w:tc>
-        <w:tc>
-          <w:tcPr/>
-          <w:p>
-            <w:pPr>
-              <w:pStyle w:val="Compact"/>
-            </w:pPr>
-            <w:r>
-              <w:rPr>
-                <w:rFonts w:hint="eastAsia"/>
-              </w:rPr>
-              <w:t xml:space="preserve">先判断是否属于校务咨询范围</w:t>
-            </w:r>
-          </w:p>
-        </w:tc>
-      </w:tr>
-      <w:tr>
-        <w:tc>
-          <w:tcPr/>
-          <w:p>
-            <w:pPr>
-              <w:pStyle w:val="Compact"/>
-            </w:pPr>
-            <w:r>
-              <w:rPr>
-                <w:rFonts w:hint="eastAsia"/>
-              </w:rPr>
-              <w:t xml:space="preserve">使用管理员账号</w:t>
-            </w:r>
-          </w:p>
-        </w:tc>
-        <w:tc>
-          <w:tcPr/>
-          <w:p>
-            <w:pPr>
-              <w:pStyle w:val="Compact"/>
-            </w:pPr>
-            <w:r>
-              <w:rPr>
-                <w:rFonts w:hint="eastAsia"/>
-              </w:rPr>
-              <w:t xml:space="preserve">误改演示数据</w:t>
-            </w:r>
-          </w:p>
-        </w:tc>
-        <w:tc>
-          <w:tcPr/>
-          <w:p>
-            <w:pPr>
-              <w:pStyle w:val="Compact"/>
-            </w:pPr>
-            <w:r>
-              <w:rPr>
-                <w:rFonts w:hint="eastAsia"/>
-              </w:rPr>
-              <w:t xml:space="preserve">管理员账号仅项目组成员使用</w:t>
-            </w:r>
-          </w:p>
-        </w:tc>
-      </w:tr>
-      <w:tr>
-        <w:tc>
-          <w:tcPr/>
-          <w:p>
-            <w:pPr>
-              <w:pStyle w:val="Compact"/>
-            </w:pPr>
-            <w:r>
-              <w:rPr>
-                <w:rFonts w:hint="eastAsia"/>
-              </w:rPr>
-              <w:t xml:space="preserve">展示成绩样例</w:t>
-            </w:r>
-          </w:p>
-        </w:tc>
-        <w:tc>
-          <w:tcPr/>
-          <w:p>
-            <w:pPr>
-              <w:pStyle w:val="Compact"/>
-            </w:pPr>
-            <w:r>
-              <w:rPr>
-                <w:rFonts w:hint="eastAsia"/>
-              </w:rPr>
-              <w:t xml:space="preserve">被误解为真实数据</w:t>
-            </w:r>
-          </w:p>
-        </w:tc>
-        <w:tc>
-          <w:tcPr/>
-          <w:p>
-            <w:pPr>
-              <w:pStyle w:val="Compact"/>
-            </w:pPr>
-            <w:r>
-              <w:rPr>
-                <w:rFonts w:hint="eastAsia"/>
-              </w:rPr>
-              <w:t xml:space="preserve">操作前说明为模拟数据</w:t>
-            </w:r>
-          </w:p>
-        </w:tc>
-      </w:tr>
-    </w:tbl>
     <w:bookmarkEnd w:id="26"/>
     <w:bookmarkStart w:id="27" w:name="Xf81ba0fa6244909a15a91a47573043fb741ca57"/>
     <w:p>
@@ -3357,61 +3956,7 @@
         <w:rPr>
           <w:rFonts w:hint="eastAsia"/>
         </w:rPr>
-        <w:t xml:space="preserve">多轮对话上下文能力有限，复杂追问可能需要重新说明主题。</w:t>
-      </w:r>
-    </w:p>
-    <w:p>
-      <w:pPr>
-        <w:pStyle w:val="Compact"/>
-        <w:numPr>
-          <w:ilvl w:val="0"/>
-          <w:numId w:val="1003"/>
-        </w:numPr>
-      </w:pPr>
-      <w:r>
-        <w:rPr>
-          <w:rFonts w:hint="eastAsia"/>
-        </w:rPr>
-        <w:t xml:space="preserve">关键词命中依赖知识库维护质量，冷门问法可能返回兜底回复。</w:t>
-      </w:r>
-    </w:p>
-    <w:p>
-      <w:pPr>
-        <w:pStyle w:val="Compact"/>
-        <w:numPr>
-          <w:ilvl w:val="0"/>
-          <w:numId w:val="1003"/>
-        </w:numPr>
-      </w:pPr>
-      <w:r>
-        <w:rPr>
-          <w:rFonts w:hint="eastAsia"/>
-        </w:rPr>
         <w:t xml:space="preserve">管理后台统计为样例数据或演示运行数据，不代表学校真实运营情况。</w:t>
-      </w:r>
-    </w:p>
-    <w:p>
-      <w:pPr>
-        <w:pStyle w:val="Compact"/>
-        <w:numPr>
-          <w:ilvl w:val="0"/>
-          <w:numId w:val="1003"/>
-        </w:numPr>
-      </w:pPr>
-      <w:r>
-        <w:rPr>
-          <w:rFonts w:hint="eastAsia"/>
-        </w:rPr>
-        <w:t xml:space="preserve">家长授权、访客个性化推荐、微信小程序语音输入均不纳入</w:t>
-      </w:r>
-      <w:r>
-        <w:t xml:space="preserve"> V1.3 </w:t>
-      </w:r>
-      <w:r>
-        <w:rPr>
-          <w:rFonts w:hint="eastAsia"/>
-        </w:rPr>
-        <w:t xml:space="preserve">操作验收。</w:t>
       </w:r>
     </w:p>
     <w:bookmarkEnd w:id="27"/>
@@ -3431,20 +3976,6 @@
       </w:r>
     </w:p>
     <w:bookmarkStart w:id="28" w:name="X5a29f8a7b518ea56fbe6a0f1502c15b8347aade"/>
-    <w:p>
-      <w:pPr>
-        <w:pStyle w:val="Heading3"/>
-      </w:pPr>
-      <w:r>
-        <w:t xml:space="preserve">8.1 </w:t>
-      </w:r>
-      <w:r>
-        <w:rPr>
-          <w:rFonts w:hint="eastAsia"/>
-        </w:rPr>
-        <w:t xml:space="preserve">评审演示建议顺序</w:t>
-      </w:r>
-    </w:p>
     <w:p>
       <w:pPr>
         <w:pStyle w:val="Compact"/>
@@ -3472,67 +4003,7 @@
         <w:rPr>
           <w:rFonts w:hint="eastAsia"/>
         </w:rPr>
-        <w:t xml:space="preserve">使用教师或辅导员账号展示角色化查询差异。</w:t>
-      </w:r>
-    </w:p>
-    <w:p>
-      <w:pPr>
-        <w:pStyle w:val="Compact"/>
-        <w:numPr>
-          <w:ilvl w:val="0"/>
-          <w:numId w:val="1004"/>
-        </w:numPr>
-      </w:pPr>
-      <w:r>
-        <w:rPr>
-          <w:rFonts w:hint="eastAsia"/>
-        </w:rPr>
-        <w:t xml:space="preserve">使用访客模式展示公开知识查询和个人数据拦截。</w:t>
-      </w:r>
-    </w:p>
-    <w:p>
-      <w:pPr>
-        <w:pStyle w:val="Compact"/>
-        <w:numPr>
-          <w:ilvl w:val="0"/>
-          <w:numId w:val="1004"/>
-        </w:numPr>
-      </w:pPr>
-      <w:r>
-        <w:rPr>
-          <w:rFonts w:hint="eastAsia"/>
-        </w:rPr>
         <w:t xml:space="preserve">使用管理员账号新增知识条目。</w:t>
-      </w:r>
-    </w:p>
-    <w:p>
-      <w:pPr>
-        <w:pStyle w:val="Compact"/>
-        <w:numPr>
-          <w:ilvl w:val="0"/>
-          <w:numId w:val="1004"/>
-        </w:numPr>
-      </w:pPr>
-      <w:r>
-        <w:rPr>
-          <w:rFonts w:hint="eastAsia"/>
-        </w:rPr>
-        <w:t xml:space="preserve">使用用户端再次提问，验证新增条目可命中。</w:t>
-      </w:r>
-    </w:p>
-    <w:p>
-      <w:pPr>
-        <w:pStyle w:val="Compact"/>
-        <w:numPr>
-          <w:ilvl w:val="0"/>
-          <w:numId w:val="1004"/>
-        </w:numPr>
-      </w:pPr>
-      <w:r>
-        <w:rPr>
-          <w:rFonts w:hint="eastAsia"/>
-        </w:rPr>
-        <w:t xml:space="preserve">在管理端查看未命中问题和反馈样例。</w:t>
       </w:r>
     </w:p>
     <w:bookmarkEnd w:id="28"/>
@@ -3551,20 +4022,8 @@
         <w:t xml:space="preserve">交付后维护建议</w:t>
       </w:r>
     </w:p>
-    <w:p>
-      <w:pPr>
-        <w:pStyle w:val="FirstParagraph"/>
-      </w:pPr>
-      <w:r>
-        <w:rPr>
-          <w:rFonts w:hint="eastAsia"/>
-        </w:rPr>
-        <w:t xml:space="preserve">课程交付后，如继续迭代，应优先维护知识库分类、同义词、未命中问题归并和角色权限测试。涉及真实系统接入前，需要重新编写正式用户操作规程。</w:t>
-      </w:r>
-    </w:p>
     <w:bookmarkEnd w:id="29"/>
     <w:bookmarkEnd w:id="30"/>
-    <w:bookmarkStart w:id="31" w:name="v13-最终交付确认"/>
     <w:p>
       <w:pPr>
         <w:pStyle w:val="Heading2"/>
@@ -3577,262 +4036,6 @@
           <w:rFonts w:hint="eastAsia"/>
         </w:rPr>
         <w:t xml:space="preserve">最终交付确认</w:t>
-      </w:r>
-    </w:p>
-    <w:tbl>
-      <w:tblPr>
-        <w:tblStyle w:val="Table"/>
-        <w:tblW w:type="auto" w:w="0"/>
-        <w:tblLook w:firstRow="1" w:lastRow="0" w:firstColumn="0" w:lastColumn="0" w:noHBand="0" w:noVBand="0" w:val="0020"/>
-      </w:tblPr>
-      <w:tblGrid>
-        <w:gridCol w:w="3960"/>
-        <w:gridCol w:w="3960"/>
-      </w:tblGrid>
-      <w:tr>
-        <w:trPr>
-          <w:tblHeader w:val="on"/>
-        </w:trPr>
-        <w:tc>
-          <w:tcPr/>
-          <w:p>
-            <w:pPr>
-              <w:pStyle w:val="Compact"/>
-            </w:pPr>
-            <w:r>
-              <w:rPr>
-                <w:rFonts w:hint="eastAsia"/>
-              </w:rPr>
-              <w:t xml:space="preserve">检查项</w:t>
-            </w:r>
-          </w:p>
-        </w:tc>
-        <w:tc>
-          <w:tcPr/>
-          <w:p>
-            <w:pPr>
-              <w:pStyle w:val="Compact"/>
-            </w:pPr>
-            <w:r>
-              <w:rPr>
-                <w:rFonts w:hint="eastAsia"/>
-              </w:rPr>
-              <w:t xml:space="preserve">结果</w:t>
-            </w:r>
-          </w:p>
-        </w:tc>
-      </w:tr>
-      <w:tr>
-        <w:tc>
-          <w:tcPr/>
-          <w:p>
-            <w:pPr>
-              <w:pStyle w:val="Compact"/>
-            </w:pPr>
-            <w:r>
-              <w:rPr>
-                <w:rFonts w:hint="eastAsia"/>
-              </w:rPr>
-              <w:t xml:space="preserve">统一元信息已补齐</w:t>
-            </w:r>
-          </w:p>
-        </w:tc>
-        <w:tc>
-          <w:tcPr/>
-          <w:p>
-            <w:pPr>
-              <w:pStyle w:val="Compact"/>
-            </w:pPr>
-            <w:r>
-              <w:rPr>
-                <w:rFonts w:hint="eastAsia"/>
-              </w:rPr>
-              <w:t xml:space="preserve">通过</w:t>
-            </w:r>
-          </w:p>
-        </w:tc>
-      </w:tr>
-      <w:tr>
-        <w:tc>
-          <w:tcPr/>
-          <w:p>
-            <w:pPr>
-              <w:pStyle w:val="Compact"/>
-            </w:pPr>
-            <w:r>
-              <w:t xml:space="preserve">V1.0 </w:t>
-            </w:r>
-            <w:r>
-              <w:rPr>
-                <w:rFonts w:hint="eastAsia"/>
-              </w:rPr>
-              <w:t xml:space="preserve">至</w:t>
-            </w:r>
-            <w:r>
-              <w:t xml:space="preserve"> V1.3 </w:t>
-            </w:r>
-            <w:r>
-              <w:rPr>
-                <w:rFonts w:hint="eastAsia"/>
-              </w:rPr>
-              <w:t xml:space="preserve">版本链连续</w:t>
-            </w:r>
-          </w:p>
-        </w:tc>
-        <w:tc>
-          <w:tcPr/>
-          <w:p>
-            <w:pPr>
-              <w:pStyle w:val="Compact"/>
-            </w:pPr>
-            <w:r>
-              <w:rPr>
-                <w:rFonts w:hint="eastAsia"/>
-              </w:rPr>
-              <w:t xml:space="preserve">通过</w:t>
-            </w:r>
-          </w:p>
-        </w:tc>
-      </w:tr>
-      <w:tr>
-        <w:tc>
-          <w:tcPr/>
-          <w:p>
-            <w:pPr>
-              <w:pStyle w:val="Compact"/>
-            </w:pPr>
-            <w:r>
-              <w:rPr>
-                <w:rFonts w:hint="eastAsia"/>
-              </w:rPr>
-              <w:t xml:space="preserve">课程原型/需求工程交付范围已声明</w:t>
-            </w:r>
-          </w:p>
-        </w:tc>
-        <w:tc>
-          <w:tcPr/>
-          <w:p>
-            <w:pPr>
-              <w:pStyle w:val="Compact"/>
-            </w:pPr>
-            <w:r>
-              <w:rPr>
-                <w:rFonts w:hint="eastAsia"/>
-              </w:rPr>
-              <w:t xml:space="preserve">通过</w:t>
-            </w:r>
-          </w:p>
-        </w:tc>
-      </w:tr>
-      <w:tr>
-        <w:tc>
-          <w:tcPr/>
-          <w:p>
-            <w:pPr>
-              <w:pStyle w:val="Compact"/>
-            </w:pPr>
-            <w:r>
-              <w:rPr>
-                <w:rFonts w:hint="eastAsia"/>
-              </w:rPr>
-              <w:t xml:space="preserve">生产上线、7x24、等保、真实接口等夸大表述已收敛</w:t>
-            </w:r>
-          </w:p>
-        </w:tc>
-        <w:tc>
-          <w:tcPr/>
-          <w:p>
-            <w:pPr>
-              <w:pStyle w:val="Compact"/>
-            </w:pPr>
-            <w:r>
-              <w:rPr>
-                <w:rFonts w:hint="eastAsia"/>
-              </w:rPr>
-              <w:t xml:space="preserve">通过</w:t>
-            </w:r>
-          </w:p>
-        </w:tc>
-      </w:tr>
-      <w:tr>
-        <w:tc>
-          <w:tcPr/>
-          <w:p>
-            <w:pPr>
-              <w:pStyle w:val="Compact"/>
-            </w:pPr>
-            <w:r>
-              <w:rPr>
-                <w:rFonts w:hint="eastAsia"/>
-              </w:rPr>
-              <w:t xml:space="preserve">家长/访客能力已标记为延后或受限</w:t>
-            </w:r>
-          </w:p>
-        </w:tc>
-        <w:tc>
-          <w:tcPr/>
-          <w:p>
-            <w:pPr>
-              <w:pStyle w:val="Compact"/>
-            </w:pPr>
-            <w:r>
-              <w:rPr>
-                <w:rFonts w:hint="eastAsia"/>
-              </w:rPr>
-              <w:t xml:space="preserve">通过</w:t>
-            </w:r>
-          </w:p>
-        </w:tc>
-      </w:tr>
-      <w:tr>
-        <w:tc>
-          <w:tcPr/>
-          <w:p>
-            <w:pPr>
-              <w:pStyle w:val="Compact"/>
-            </w:pPr>
-            <w:r>
-              <w:rPr>
-                <w:rFonts w:hint="eastAsia"/>
-              </w:rPr>
-              <w:t xml:space="preserve">运维、安全、已知问题和最终移交说明已补充</w:t>
-            </w:r>
-          </w:p>
-        </w:tc>
-        <w:tc>
-          <w:tcPr/>
-          <w:p>
-            <w:pPr>
-              <w:pStyle w:val="Compact"/>
-            </w:pPr>
-            <w:r>
-              <w:rPr>
-                <w:rFonts w:hint="eastAsia"/>
-              </w:rPr>
-              <w:t xml:space="preserve">通过</w:t>
-            </w:r>
-          </w:p>
-        </w:tc>
-      </w:tr>
-    </w:tbl>
-    <w:p>
-      <w:pPr>
-        <w:pStyle w:val="BodyText"/>
-      </w:pPr>
-      <w:r>
-        <w:rPr>
-          <w:rFonts w:hint="eastAsia"/>
-        </w:rPr>
-        <w:t xml:space="preserve">《软件操作手册(SOM)》V1.3</w:t>
-      </w:r>
-      <w:r>
-        <w:t xml:space="preserve"> </w:t>
-      </w:r>
-      <w:r>
-        <w:rPr>
-          <w:rFonts w:hint="eastAsia"/>
-        </w:rPr>
-        <w:t xml:space="preserve">为最终交付副本。不带版本号的同名正式文件与本版本内容一致，用于课程归档和评审查阅。</w:t>
       </w:r>
     </w:p>
     <w:bookmarkEnd w:id="31"/>
